--- a/docs/samples/converted-page87.docx
+++ b/docs/samples/converted-page87.docx
@@ -1024,39 +1024,39 @@
       </w:r>
       <w:r>
         <w:pict>
-          <v:rect id="Rect257" style="position:absolute;left:94.128pt;top:299.806pt;width:240.723pt;height:12.328pt;z-index:0;mso-position-horizontal:absolute;mso-position-vertical:absolute;mso-position-horizontal-relative:page;mso-position-vertical-relative:page;mso-wrap:none;" filled="true" stroked="false">
-            <v:fill color="#000000"/>
+          <v:rect id="Rect257" style="position:absolute;left:94.128pt;top:299.806pt;width:240.723pt;height:12.328pt;z-index:0;mso-position-horizontal:absolute;mso-position-vertical:absolute;mso-position-horizontal-relative:page;mso-position-vertical-relative:page;mso-wrap:none;" filled="false" stroked="false">
+            <v:fill on="false"/>
             <v:stroke on="false"/>
           </v:rect>
         </w:pict>
       </w:r>
       <w:r>
         <w:pict>
-          <v:rect id="Rect258" style="position:absolute;left:184.808pt;top:518.071pt;width:319.102pt;height:11.575pt;z-index:0;mso-position-horizontal:absolute;mso-position-vertical:absolute;mso-position-horizontal-relative:page;mso-position-vertical-relative:page;mso-wrap:none;" filled="true" stroked="false">
-            <v:fill color="#000000"/>
+          <v:rect id="Rect258" style="position:absolute;left:184.808pt;top:518.071pt;width:319.102pt;height:11.575pt;z-index:0;mso-position-horizontal:absolute;mso-position-vertical:absolute;mso-position-horizontal-relative:page;mso-position-vertical-relative:page;mso-wrap:none;" filled="false" stroked="false">
+            <v:fill on="false"/>
             <v:stroke on="false"/>
           </v:rect>
         </w:pict>
       </w:r>
       <w:r>
         <w:pict>
-          <v:rect id="Rect259" style="position:absolute;left:94.254pt;top:534.324pt;width:44.420pt;height:11.107pt;z-index:0;mso-position-horizontal:absolute;mso-position-vertical:absolute;mso-position-horizontal-relative:page;mso-position-vertical-relative:page;mso-wrap:none;" filled="true" stroked="false">
-            <v:fill color="#000000"/>
+          <v:rect id="Rect259" style="position:absolute;left:94.254pt;top:534.324pt;width:44.420pt;height:11.107pt;z-index:0;mso-position-horizontal:absolute;mso-position-vertical:absolute;mso-position-horizontal-relative:page;mso-position-vertical-relative:page;mso-wrap:none;" filled="false" stroked="false">
+            <v:fill on="false"/>
             <v:stroke on="false"/>
           </v:rect>
         </w:pict>
       </w:r>
       <w:r>
         <w:pict>
-          <v:rect id="Rect260" style="position:absolute;left:139.250pt;top:534.291pt;width:213.831pt;height:11.483pt;z-index:0;mso-position-horizontal:absolute;mso-position-vertical:absolute;mso-position-horizontal-relative:page;mso-position-vertical-relative:page;mso-wrap:none;" filled="true" stroked="false">
-            <v:fill color="#000000"/>
+          <v:rect id="Rect260" style="position:absolute;left:139.250pt;top:534.291pt;width:213.831pt;height:11.483pt;z-index:0;mso-position-horizontal:absolute;mso-position-vertical:absolute;mso-position-horizontal-relative:page;mso-position-vertical-relative:page;mso-wrap:none;" filled="false" stroked="false">
+            <v:fill on="false"/>
             <v:stroke on="false"/>
           </v:rect>
         </w:pict>
       </w:r>
       <w:r>
         <w:pict>
-          <v:shape id="TextBox261" type="#_x0000_t202" style="position:absolute;left:231.213pt;top:86.443pt;width:53.980pt;height:14.125pt;z-index:10;mso-position-horizontal:absolute;mso-position-vertical:absolute;mso-position-horizontal-relative:page;mso-position-vertical-relative:page;mso-wrap-edited:f;mso-wrap:none;" filled="false" stroked="false" v-text-anchor="top">
+          <v:shape id="TextBox261" type="#_x0000_t202" style="position:absolute;left:231.213pt;top:86.443pt;width:62.760pt;height:18.080pt;z-index:10;mso-position-horizontal:absolute;mso-position-vertical:absolute;mso-position-horizontal-relative:page;mso-position-vertical-relative:page;mso-wrap:square;" filled="false" stroked="false" v-text-anchor="top">
             <v:fill on="false"/>
             <v:stroke on="false"/>
             <v:textbox style="mso-fit-shape-to-text:false" inset="0pt,0pt,0pt,0pt">
@@ -1064,7 +1064,6 @@
                 <w:p>
                   <w:pPr>
                     <w:spacing w:line="240" w:lineRule="auto" w:before="0" w:after="0" w:beforeLines="0" w:afterLines="0"/>
-                    <w:wordWrap w:val="0"/>
                     <w:ind w:left="0" w:right="0" w:firstLine="0"/>
                   </w:pPr>
                   <w:r>
@@ -1084,7 +1083,7 @@
       </w:r>
       <w:r>
         <w:pict>
-          <v:shape id="TextBox262" type="#_x0000_t202" style="position:absolute;left:312.308pt;top:91.382pt;width:92.965pt;height:14.125pt;z-index:10;mso-position-horizontal:absolute;mso-position-vertical:absolute;mso-position-horizontal-relative:page;mso-position-vertical-relative:page;mso-wrap-edited:f;mso-wrap:none;" filled="false" stroked="false" v-text-anchor="top">
+          <v:shape id="TextBox262" type="#_x0000_t202" style="position:absolute;left:312.308pt;top:91.382pt;width:106.830pt;height:18.080pt;z-index:10;mso-position-horizontal:absolute;mso-position-vertical:absolute;mso-position-horizontal-relative:page;mso-position-vertical-relative:page;mso-wrap:square;" filled="false" stroked="false" v-text-anchor="top">
             <v:fill on="false"/>
             <v:stroke on="false"/>
             <v:textbox style="mso-fit-shape-to-text:false" inset="0pt,0pt,0pt,0pt">
@@ -1092,7 +1091,6 @@
                 <w:p>
                   <w:pPr>
                     <w:spacing w:line="240" w:lineRule="auto" w:before="0" w:after="0" w:beforeLines="0" w:afterLines="0"/>
-                    <w:wordWrap w:val="0"/>
                     <w:ind w:left="0" w:right="0" w:firstLine="0"/>
                   </w:pPr>
                   <w:r>
@@ -1112,7 +1110,7 @@
       </w:r>
       <w:r>
         <w:pict>
-          <v:shape id="TextBox263" type="#_x0000_t202" style="position:absolute;left:102.768pt;top:97.027pt;width:27.990pt;height:14.125pt;z-index:10;mso-position-horizontal:absolute;mso-position-vertical:absolute;mso-position-horizontal-relative:page;mso-position-vertical-relative:page;mso-wrap-edited:f;mso-wrap:none;" filled="false" stroked="false" v-text-anchor="top">
+          <v:shape id="TextBox263" type="#_x0000_t202" style="position:absolute;left:102.768pt;top:97.027pt;width:33.380pt;height:18.080pt;z-index:10;mso-position-horizontal:absolute;mso-position-vertical:absolute;mso-position-horizontal-relative:page;mso-position-vertical-relative:page;mso-wrap:square;" filled="false" stroked="false" v-text-anchor="top">
             <v:fill on="false"/>
             <v:stroke on="false"/>
             <v:textbox style="mso-fit-shape-to-text:false" inset="0pt,0pt,0pt,0pt">
@@ -1120,7 +1118,6 @@
                 <w:p>
                   <w:pPr>
                     <w:spacing w:line="240" w:lineRule="auto" w:before="0" w:after="0" w:beforeLines="0" w:afterLines="0"/>
-                    <w:wordWrap w:val="0"/>
                     <w:ind w:left="0" w:right="0" w:firstLine="0"/>
                   </w:pPr>
                   <w:r>
@@ -1140,7 +1137,7 @@
       </w:r>
       <w:r>
         <w:pict>
-          <v:shape id="TextBox264" type="#_x0000_t202" style="position:absolute;left:146.468pt;top:97.027pt;width:53.980pt;height:14.125pt;z-index:10;mso-position-horizontal:absolute;mso-position-vertical:absolute;mso-position-horizontal-relative:page;mso-position-vertical-relative:page;mso-wrap-edited:f;mso-wrap:none;" filled="false" stroked="false" v-text-anchor="top">
+          <v:shape id="TextBox264" type="#_x0000_t202" style="position:absolute;left:146.468pt;top:97.027pt;width:62.760pt;height:18.080pt;z-index:10;mso-position-horizontal:absolute;mso-position-vertical:absolute;mso-position-horizontal-relative:page;mso-position-vertical-relative:page;mso-wrap:square;" filled="false" stroked="false" v-text-anchor="top">
             <v:fill on="false"/>
             <v:stroke on="false"/>
             <v:textbox style="mso-fit-shape-to-text:false" inset="0pt,0pt,0pt,0pt">
@@ -1148,7 +1145,6 @@
                 <w:p>
                   <w:pPr>
                     <w:spacing w:line="240" w:lineRule="auto" w:before="0" w:after="0" w:beforeLines="0" w:afterLines="0"/>
-                    <w:wordWrap w:val="0"/>
                     <w:ind w:left="0" w:right="0" w:firstLine="0"/>
                   </w:pPr>
                   <w:r>
@@ -1168,7 +1164,7 @@
       </w:r>
       <w:r>
         <w:pict>
-          <v:shape id="TextBox265" type="#_x0000_t202" style="position:absolute;left:411.262pt;top:97.027pt;width:53.980pt;height:14.125pt;z-index:10;mso-position-horizontal:absolute;mso-position-vertical:absolute;mso-position-horizontal-relative:page;mso-position-vertical-relative:page;mso-wrap-edited:f;mso-wrap:none;" filled="false" stroked="false" v-text-anchor="top">
+          <v:shape id="TextBox265" type="#_x0000_t202" style="position:absolute;left:411.262pt;top:97.027pt;width:62.760pt;height:18.080pt;z-index:10;mso-position-horizontal:absolute;mso-position-vertical:absolute;mso-position-horizontal-relative:page;mso-position-vertical-relative:page;mso-wrap:square;" filled="false" stroked="false" v-text-anchor="top">
             <v:fill on="false"/>
             <v:stroke on="false"/>
             <v:textbox style="mso-fit-shape-to-text:false" inset="0pt,0pt,0pt,0pt">
@@ -1176,7 +1172,6 @@
                 <w:p>
                   <w:pPr>
                     <w:spacing w:line="240" w:lineRule="auto" w:before="0" w:after="0" w:beforeLines="0" w:afterLines="0"/>
-                    <w:wordWrap w:val="0"/>
                     <w:ind w:left="0" w:right="0" w:firstLine="0"/>
                   </w:pPr>
                   <w:r>
@@ -1196,7 +1191,7 @@
       </w:r>
       <w:r>
         <w:pict>
-          <v:shape id="TextBox266" type="#_x0000_t202" style="position:absolute;left:481.553pt;top:97.027pt;width:27.990pt;height:14.125pt;z-index:10;mso-position-horizontal:absolute;mso-position-vertical:absolute;mso-position-horizontal-relative:page;mso-position-vertical-relative:page;mso-wrap-edited:f;mso-wrap:none;" filled="false" stroked="false" v-text-anchor="top">
+          <v:shape id="TextBox266" type="#_x0000_t202" style="position:absolute;left:481.553pt;top:97.027pt;width:33.380pt;height:18.080pt;z-index:10;mso-position-horizontal:absolute;mso-position-vertical:absolute;mso-position-horizontal-relative:page;mso-position-vertical-relative:page;mso-wrap:square;" filled="false" stroked="false" v-text-anchor="top">
             <v:fill on="false"/>
             <v:stroke on="false"/>
             <v:textbox style="mso-fit-shape-to-text:false" inset="0pt,0pt,0pt,0pt">
@@ -1204,7 +1199,6 @@
                 <w:p>
                   <w:pPr>
                     <w:spacing w:line="240" w:lineRule="auto" w:before="0" w:after="0" w:beforeLines="0" w:afterLines="0"/>
-                    <w:wordWrap w:val="0"/>
                     <w:ind w:left="0" w:right="0" w:firstLine="0"/>
                   </w:pPr>
                   <w:r>
@@ -1224,7 +1218,7 @@
       </w:r>
       <w:r>
         <w:pict>
-          <v:shape id="TextBox267" type="#_x0000_t202" style="position:absolute;left:242.501pt;top:106.904pt;width:27.990pt;height:14.125pt;z-index:10;mso-position-horizontal:absolute;mso-position-vertical:absolute;mso-position-horizontal-relative:page;mso-position-vertical-relative:page;mso-wrap-edited:f;mso-wrap:none;" filled="false" stroked="false" v-text-anchor="top">
+          <v:shape id="TextBox267" type="#_x0000_t202" style="position:absolute;left:242.501pt;top:106.904pt;width:33.380pt;height:18.080pt;z-index:10;mso-position-horizontal:absolute;mso-position-vertical:absolute;mso-position-horizontal-relative:page;mso-position-vertical-relative:page;mso-wrap:square;" filled="false" stroked="false" v-text-anchor="top">
             <v:fill on="false"/>
             <v:stroke on="false"/>
             <v:textbox style="mso-fit-shape-to-text:false" inset="0pt,0pt,0pt,0pt">
@@ -1232,7 +1226,6 @@
                 <w:p>
                   <w:pPr>
                     <w:spacing w:line="240" w:lineRule="auto" w:before="0" w:after="0" w:beforeLines="0" w:afterLines="0"/>
-                    <w:wordWrap w:val="0"/>
                     <w:ind w:left="0" w:right="0" w:firstLine="0"/>
                   </w:pPr>
                   <w:r>
@@ -1252,7 +1245,7 @@
       </w:r>
       <w:r>
         <w:pict>
-          <v:shape id="TextBox268" type="#_x0000_t202" style="position:absolute;left:346.174pt;top:106.904pt;width:14.995pt;height:14.125pt;z-index:10;mso-position-horizontal:absolute;mso-position-vertical:absolute;mso-position-horizontal-relative:page;mso-position-vertical-relative:page;mso-wrap-edited:f;mso-wrap:none;" filled="false" stroked="false" v-text-anchor="top">
+          <v:shape id="TextBox268" type="#_x0000_t202" style="position:absolute;left:346.174pt;top:106.904pt;width:18.690pt;height:18.080pt;z-index:10;mso-position-horizontal:absolute;mso-position-vertical:absolute;mso-position-horizontal-relative:page;mso-position-vertical-relative:page;mso-wrap:square;" filled="false" stroked="false" v-text-anchor="top">
             <v:fill on="false"/>
             <v:stroke on="false"/>
             <v:textbox style="mso-fit-shape-to-text:false" inset="0pt,0pt,0pt,0pt">
@@ -1260,7 +1253,6 @@
                 <w:p>
                   <w:pPr>
                     <w:spacing w:line="240" w:lineRule="auto" w:before="0" w:after="0" w:beforeLines="0" w:afterLines="0"/>
-                    <w:wordWrap w:val="0"/>
                     <w:ind w:left="0" w:right="0" w:firstLine="0"/>
                   </w:pPr>
                   <w:r>
@@ -1280,7 +1272,7 @@
       </w:r>
       <w:r>
         <w:pict>
-          <v:shape id="TextBox269" type="#_x0000_t202" style="position:absolute;left:111.235pt;top:140.066pt;width:9.147pt;height:14.125pt;z-index:10;mso-position-horizontal:absolute;mso-position-vertical:absolute;mso-position-horizontal-relative:page;mso-position-vertical-relative:page;mso-wrap-edited:f;mso-wrap:none;" filled="false" stroked="false" v-text-anchor="top">
+          <v:shape id="TextBox269" type="#_x0000_t202" style="position:absolute;left:111.235pt;top:140.066pt;width:12.168pt;height:18.080pt;z-index:10;mso-position-horizontal:absolute;mso-position-vertical:absolute;mso-position-horizontal-relative:page;mso-position-vertical-relative:page;mso-wrap:square;" filled="false" stroked="false" v-text-anchor="top">
             <v:fill on="false"/>
             <v:stroke on="false"/>
             <v:textbox style="mso-fit-shape-to-text:false" inset="0pt,0pt,0pt,0pt">
@@ -1288,7 +1280,6 @@
                 <w:p>
                   <w:pPr>
                     <w:spacing w:line="240" w:lineRule="auto" w:before="0" w:after="0" w:beforeLines="0" w:afterLines="0"/>
-                    <w:wordWrap w:val="0"/>
                     <w:ind w:left="0" w:right="0" w:firstLine="0"/>
                   </w:pPr>
                   <w:r>
@@ -1308,7 +1299,7 @@
       </w:r>
       <w:r>
         <w:pict>
-          <v:shape id="TextBox270" type="#_x0000_t202" style="position:absolute;left:166.224pt;top:140.066pt;width:9.147pt;height:14.125pt;z-index:10;mso-position-horizontal:absolute;mso-position-vertical:absolute;mso-position-horizontal-relative:page;mso-position-vertical-relative:page;mso-wrap-edited:f;mso-wrap:none;" filled="false" stroked="false" v-text-anchor="top">
+          <v:shape id="TextBox270" type="#_x0000_t202" style="position:absolute;left:166.224pt;top:140.066pt;width:12.080pt;height:18.080pt;z-index:10;mso-position-horizontal:absolute;mso-position-vertical:absolute;mso-position-horizontal-relative:page;mso-position-vertical-relative:page;mso-wrap:square;" filled="false" stroked="false" v-text-anchor="top">
             <v:fill on="false"/>
             <v:stroke on="false"/>
             <v:textbox style="mso-fit-shape-to-text:false" inset="0pt,0pt,0pt,0pt">
@@ -1316,7 +1307,6 @@
                 <w:p>
                   <w:pPr>
                     <w:spacing w:line="240" w:lineRule="auto" w:before="0" w:after="0" w:beforeLines="0" w:afterLines="0"/>
-                    <w:wordWrap w:val="0"/>
                     <w:ind w:left="0" w:right="0" w:firstLine="0"/>
                   </w:pPr>
                   <w:r>
@@ -1336,7 +1326,7 @@
       </w:r>
       <w:r>
         <w:pict>
-          <v:shape id="TextBox271" type="#_x0000_t202" style="position:absolute;left:250.968pt;top:140.066pt;width:9.147pt;height:14.125pt;z-index:10;mso-position-horizontal:absolute;mso-position-vertical:absolute;mso-position-horizontal-relative:page;mso-position-vertical-relative:page;mso-wrap-edited:f;mso-wrap:none;" filled="false" stroked="false" v-text-anchor="top">
+          <v:shape id="TextBox271" type="#_x0000_t202" style="position:absolute;left:250.968pt;top:140.066pt;width:12.080pt;height:18.080pt;z-index:10;mso-position-horizontal:absolute;mso-position-vertical:absolute;mso-position-horizontal-relative:page;mso-position-vertical-relative:page;mso-wrap:square;" filled="false" stroked="false" v-text-anchor="top">
             <v:fill on="false"/>
             <v:stroke on="false"/>
             <v:textbox style="mso-fit-shape-to-text:false" inset="0pt,0pt,0pt,0pt">
@@ -1344,7 +1334,6 @@
                 <w:p>
                   <w:pPr>
                     <w:spacing w:line="240" w:lineRule="auto" w:before="0" w:after="0" w:beforeLines="0" w:afterLines="0"/>
-                    <w:wordWrap w:val="0"/>
                     <w:ind w:left="0" w:right="0" w:firstLine="0"/>
                   </w:pPr>
                   <w:r>
@@ -1364,7 +1353,7 @@
       </w:r>
       <w:r>
         <w:pict>
-          <v:shape id="TextBox272" type="#_x0000_t202" style="position:absolute;left:348.997pt;top:140.066pt;width:9.147pt;height:14.125pt;z-index:10;mso-position-horizontal:absolute;mso-position-vertical:absolute;mso-position-horizontal-relative:page;mso-position-vertical-relative:page;mso-wrap-edited:f;mso-wrap:none;" filled="false" stroked="false" v-text-anchor="top">
+          <v:shape id="TextBox272" type="#_x0000_t202" style="position:absolute;left:348.997pt;top:140.066pt;width:12.080pt;height:18.080pt;z-index:10;mso-position-horizontal:absolute;mso-position-vertical:absolute;mso-position-horizontal-relative:page;mso-position-vertical-relative:page;mso-wrap:square;" filled="false" stroked="false" v-text-anchor="top">
             <v:fill on="false"/>
             <v:stroke on="false"/>
             <v:textbox style="mso-fit-shape-to-text:false" inset="0pt,0pt,0pt,0pt">
@@ -1372,7 +1361,6 @@
                 <w:p>
                   <w:pPr>
                     <w:spacing w:line="240" w:lineRule="auto" w:before="0" w:after="0" w:beforeLines="0" w:afterLines="0"/>
-                    <w:wordWrap w:val="0"/>
                     <w:ind w:left="0" w:right="0" w:firstLine="0"/>
                   </w:pPr>
                   <w:r>
@@ -1392,7 +1380,7 @@
       </w:r>
       <w:r>
         <w:pict>
-          <v:shape id="TextBox273" type="#_x0000_t202" style="position:absolute;left:431.018pt;top:140.066pt;width:9.147pt;height:14.125pt;z-index:10;mso-position-horizontal:absolute;mso-position-vertical:absolute;mso-position-horizontal-relative:page;mso-position-vertical-relative:page;mso-wrap-edited:f;mso-wrap:none;" filled="false" stroked="false" v-text-anchor="top">
+          <v:shape id="TextBox273" type="#_x0000_t202" style="position:absolute;left:431.018pt;top:140.066pt;width:12.080pt;height:18.080pt;z-index:10;mso-position-horizontal:absolute;mso-position-vertical:absolute;mso-position-horizontal-relative:page;mso-position-vertical-relative:page;mso-wrap:square;" filled="false" stroked="false" v-text-anchor="top">
             <v:fill on="false"/>
             <v:stroke on="false"/>
             <v:textbox style="mso-fit-shape-to-text:false" inset="0pt,0pt,0pt,0pt">
@@ -1400,7 +1388,6 @@
                 <w:p>
                   <w:pPr>
                     <w:spacing w:line="240" w:lineRule="auto" w:before="0" w:after="0" w:beforeLines="0" w:afterLines="0"/>
-                    <w:wordWrap w:val="0"/>
                     <w:ind w:left="0" w:right="0" w:firstLine="0"/>
                   </w:pPr>
                   <w:r>
@@ -1420,7 +1407,7 @@
       </w:r>
       <w:r>
         <w:pict>
-          <v:shape id="TextBox274" type="#_x0000_t202" style="position:absolute;left:490.020pt;top:140.066pt;width:9.147pt;height:14.125pt;z-index:10;mso-position-horizontal:absolute;mso-position-vertical:absolute;mso-position-horizontal-relative:page;mso-position-vertical-relative:page;mso-wrap-edited:f;mso-wrap:none;" filled="false" stroked="false" v-text-anchor="top">
+          <v:shape id="TextBox274" type="#_x0000_t202" style="position:absolute;left:490.020pt;top:140.066pt;width:12.080pt;height:18.080pt;z-index:10;mso-position-horizontal:absolute;mso-position-vertical:absolute;mso-position-horizontal-relative:page;mso-position-vertical-relative:page;mso-wrap:square;" filled="false" stroked="false" v-text-anchor="top">
             <v:fill on="false"/>
             <v:stroke on="false"/>
             <v:textbox style="mso-fit-shape-to-text:false" inset="0pt,0pt,0pt,0pt">
@@ -1428,7 +1415,6 @@
                 <w:p>
                   <w:pPr>
                     <w:spacing w:line="240" w:lineRule="auto" w:before="0" w:after="0" w:beforeLines="0" w:afterLines="0"/>
-                    <w:wordWrap w:val="0"/>
                     <w:ind w:left="0" w:right="0" w:firstLine="0"/>
                   </w:pPr>
                   <w:r>
@@ -1448,7 +1434,7 @@
       </w:r>
       <w:r>
         <w:pict>
-          <v:shape id="TextBox275" type="#_x0000_t202" style="position:absolute;left:111.235pt;top:172.521pt;width:9.147pt;height:14.125pt;z-index:10;mso-position-horizontal:absolute;mso-position-vertical:absolute;mso-position-horizontal-relative:page;mso-position-vertical-relative:page;mso-wrap-edited:f;mso-wrap:none;" filled="false" stroked="false" v-text-anchor="top">
+          <v:shape id="TextBox275" type="#_x0000_t202" style="position:absolute;left:111.235pt;top:172.521pt;width:12.168pt;height:18.080pt;z-index:10;mso-position-horizontal:absolute;mso-position-vertical:absolute;mso-position-horizontal-relative:page;mso-position-vertical-relative:page;mso-wrap:square;" filled="false" stroked="false" v-text-anchor="top">
             <v:fill on="false"/>
             <v:stroke on="false"/>
             <v:textbox style="mso-fit-shape-to-text:false" inset="0pt,0pt,0pt,0pt">
@@ -1456,7 +1442,6 @@
                 <w:p>
                   <w:pPr>
                     <w:spacing w:line="240" w:lineRule="auto" w:before="0" w:after="0" w:beforeLines="0" w:afterLines="0"/>
-                    <w:wordWrap w:val="0"/>
                     <w:ind w:left="0" w:right="0" w:firstLine="0"/>
                   </w:pPr>
                   <w:r>
@@ -1476,7 +1461,7 @@
       </w:r>
       <w:r>
         <w:pict>
-          <v:shape id="TextBox276" type="#_x0000_t202" style="position:absolute;left:166.224pt;top:172.521pt;width:9.147pt;height:14.125pt;z-index:10;mso-position-horizontal:absolute;mso-position-vertical:absolute;mso-position-horizontal-relative:page;mso-position-vertical-relative:page;mso-wrap-edited:f;mso-wrap:none;" filled="false" stroked="false" v-text-anchor="top">
+          <v:shape id="TextBox276" type="#_x0000_t202" style="position:absolute;left:166.224pt;top:172.521pt;width:12.080pt;height:18.080pt;z-index:10;mso-position-horizontal:absolute;mso-position-vertical:absolute;mso-position-horizontal-relative:page;mso-position-vertical-relative:page;mso-wrap:square;" filled="false" stroked="false" v-text-anchor="top">
             <v:fill on="false"/>
             <v:stroke on="false"/>
             <v:textbox style="mso-fit-shape-to-text:false" inset="0pt,0pt,0pt,0pt">
@@ -1484,7 +1469,6 @@
                 <w:p>
                   <w:pPr>
                     <w:spacing w:line="240" w:lineRule="auto" w:before="0" w:after="0" w:beforeLines="0" w:afterLines="0"/>
-                    <w:wordWrap w:val="0"/>
                     <w:ind w:left="0" w:right="0" w:firstLine="0"/>
                   </w:pPr>
                   <w:r>
@@ -1504,7 +1488,7 @@
       </w:r>
       <w:r>
         <w:pict>
-          <v:shape id="TextBox277" type="#_x0000_t202" style="position:absolute;left:250.968pt;top:172.521pt;width:9.147pt;height:14.125pt;z-index:10;mso-position-horizontal:absolute;mso-position-vertical:absolute;mso-position-horizontal-relative:page;mso-position-vertical-relative:page;mso-wrap-edited:f;mso-wrap:none;" filled="false" stroked="false" v-text-anchor="top">
+          <v:shape id="TextBox277" type="#_x0000_t202" style="position:absolute;left:250.968pt;top:172.521pt;width:12.080pt;height:18.080pt;z-index:10;mso-position-horizontal:absolute;mso-position-vertical:absolute;mso-position-horizontal-relative:page;mso-position-vertical-relative:page;mso-wrap:square;" filled="false" stroked="false" v-text-anchor="top">
             <v:fill on="false"/>
             <v:stroke on="false"/>
             <v:textbox style="mso-fit-shape-to-text:false" inset="0pt,0pt,0pt,0pt">
@@ -1512,7 +1496,6 @@
                 <w:p>
                   <w:pPr>
                     <w:spacing w:line="240" w:lineRule="auto" w:before="0" w:after="0" w:beforeLines="0" w:afterLines="0"/>
-                    <w:wordWrap w:val="0"/>
                     <w:ind w:left="0" w:right="0" w:firstLine="0"/>
                   </w:pPr>
                   <w:r>
@@ -1532,7 +1515,7 @@
       </w:r>
       <w:r>
         <w:pict>
-          <v:shape id="TextBox278" type="#_x0000_t202" style="position:absolute;left:348.997pt;top:172.521pt;width:9.147pt;height:14.125pt;z-index:10;mso-position-horizontal:absolute;mso-position-vertical:absolute;mso-position-horizontal-relative:page;mso-position-vertical-relative:page;mso-wrap-edited:f;mso-wrap:none;" filled="false" stroked="false" v-text-anchor="top">
+          <v:shape id="TextBox278" type="#_x0000_t202" style="position:absolute;left:348.997pt;top:172.521pt;width:12.080pt;height:18.080pt;z-index:10;mso-position-horizontal:absolute;mso-position-vertical:absolute;mso-position-horizontal-relative:page;mso-position-vertical-relative:page;mso-wrap:square;" filled="false" stroked="false" v-text-anchor="top">
             <v:fill on="false"/>
             <v:stroke on="false"/>
             <v:textbox style="mso-fit-shape-to-text:false" inset="0pt,0pt,0pt,0pt">
@@ -1540,7 +1523,6 @@
                 <w:p>
                   <w:pPr>
                     <w:spacing w:line="240" w:lineRule="auto" w:before="0" w:after="0" w:beforeLines="0" w:afterLines="0"/>
-                    <w:wordWrap w:val="0"/>
                     <w:ind w:left="0" w:right="0" w:firstLine="0"/>
                   </w:pPr>
                   <w:r>
@@ -1560,7 +1542,7 @@
       </w:r>
       <w:r>
         <w:pict>
-          <v:shape id="TextBox279" type="#_x0000_t202" style="position:absolute;left:431.018pt;top:172.521pt;width:9.147pt;height:14.125pt;z-index:10;mso-position-horizontal:absolute;mso-position-vertical:absolute;mso-position-horizontal-relative:page;mso-position-vertical-relative:page;mso-wrap-edited:f;mso-wrap:none;" filled="false" stroked="false" v-text-anchor="top">
+          <v:shape id="TextBox279" type="#_x0000_t202" style="position:absolute;left:431.018pt;top:172.521pt;width:12.080pt;height:18.080pt;z-index:10;mso-position-horizontal:absolute;mso-position-vertical:absolute;mso-position-horizontal-relative:page;mso-position-vertical-relative:page;mso-wrap:square;" filled="false" stroked="false" v-text-anchor="top">
             <v:fill on="false"/>
             <v:stroke on="false"/>
             <v:textbox style="mso-fit-shape-to-text:false" inset="0pt,0pt,0pt,0pt">
@@ -1568,7 +1550,6 @@
                 <w:p>
                   <w:pPr>
                     <w:spacing w:line="240" w:lineRule="auto" w:before="0" w:after="0" w:beforeLines="0" w:afterLines="0"/>
-                    <w:wordWrap w:val="0"/>
                     <w:ind w:left="0" w:right="0" w:firstLine="0"/>
                   </w:pPr>
                   <w:r>
@@ -1588,7 +1569,7 @@
       </w:r>
       <w:r>
         <w:pict>
-          <v:shape id="TextBox280" type="#_x0000_t202" style="position:absolute;left:490.020pt;top:172.521pt;width:9.147pt;height:14.125pt;z-index:10;mso-position-horizontal:absolute;mso-position-vertical:absolute;mso-position-horizontal-relative:page;mso-position-vertical-relative:page;mso-wrap-edited:f;mso-wrap:none;" filled="false" stroked="false" v-text-anchor="top">
+          <v:shape id="TextBox280" type="#_x0000_t202" style="position:absolute;left:490.020pt;top:172.521pt;width:12.080pt;height:18.080pt;z-index:10;mso-position-horizontal:absolute;mso-position-vertical:absolute;mso-position-horizontal-relative:page;mso-position-vertical-relative:page;mso-wrap:square;" filled="false" stroked="false" v-text-anchor="top">
             <v:fill on="false"/>
             <v:stroke on="false"/>
             <v:textbox style="mso-fit-shape-to-text:false" inset="0pt,0pt,0pt,0pt">
@@ -1596,7 +1577,6 @@
                 <w:p>
                   <w:pPr>
                     <w:spacing w:line="240" w:lineRule="auto" w:before="0" w:after="0" w:beforeLines="0" w:afterLines="0"/>
-                    <w:wordWrap w:val="0"/>
                     <w:ind w:left="0" w:right="0" w:firstLine="0"/>
                   </w:pPr>
                   <w:r>
@@ -1616,7 +1596,7 @@
       </w:r>
       <w:r>
         <w:pict>
-          <v:shape id="TextBox281" type="#_x0000_t202" style="position:absolute;left:102.768pt;top:204.977pt;width:24.578pt;height:14.125pt;z-index:10;mso-position-horizontal:absolute;mso-position-vertical:absolute;mso-position-horizontal-relative:page;mso-position-vertical-relative:page;mso-wrap-edited:f;mso-wrap:none;" filled="false" stroked="false" v-text-anchor="top">
+          <v:shape id="TextBox281" type="#_x0000_t202" style="position:absolute;left:102.768pt;top:204.977pt;width:26.578pt;height:18.080pt;z-index:10;mso-position-horizontal:absolute;mso-position-vertical:absolute;mso-position-horizontal-relative:page;mso-position-vertical-relative:page;mso-wrap:square;" filled="false" stroked="false" v-text-anchor="top">
             <v:fill on="false"/>
             <v:stroke on="false"/>
             <v:textbox style="mso-fit-shape-to-text:false" inset="0pt,0pt,0pt,0pt">
@@ -1624,7 +1604,6 @@
                 <w:p>
                   <w:pPr>
                     <w:spacing w:line="240" w:lineRule="auto" w:before="0" w:after="0" w:beforeLines="0" w:afterLines="0"/>
-                    <w:wordWrap w:val="0"/>
                     <w:ind w:left="0" w:right="0" w:firstLine="0"/>
                   </w:pPr>
                   <w:r>
@@ -1644,7 +1623,7 @@
       </w:r>
       <w:r>
         <w:pict>
-          <v:shape id="TextBox282" type="#_x0000_t202" style="position:absolute;left:166.224pt;top:204.977pt;width:9.147pt;height:14.125pt;z-index:10;mso-position-horizontal:absolute;mso-position-vertical:absolute;mso-position-horizontal-relative:page;mso-position-vertical-relative:page;mso-wrap-edited:f;mso-wrap:none;" filled="false" stroked="false" v-text-anchor="top">
+          <v:shape id="TextBox282" type="#_x0000_t202" style="position:absolute;left:166.224pt;top:204.977pt;width:12.080pt;height:18.080pt;z-index:10;mso-position-horizontal:absolute;mso-position-vertical:absolute;mso-position-horizontal-relative:page;mso-position-vertical-relative:page;mso-wrap:square;" filled="false" stroked="false" v-text-anchor="top">
             <v:fill on="false"/>
             <v:stroke on="false"/>
             <v:textbox style="mso-fit-shape-to-text:false" inset="0pt,0pt,0pt,0pt">
@@ -1652,7 +1631,6 @@
                 <w:p>
                   <w:pPr>
                     <w:spacing w:line="240" w:lineRule="auto" w:before="0" w:after="0" w:beforeLines="0" w:afterLines="0"/>
-                    <w:wordWrap w:val="0"/>
                     <w:ind w:left="0" w:right="0" w:firstLine="0"/>
                   </w:pPr>
                   <w:r>
@@ -1672,7 +1650,7 @@
       </w:r>
       <w:r>
         <w:pict>
-          <v:shape id="TextBox283" type="#_x0000_t202" style="position:absolute;left:250.968pt;top:204.977pt;width:9.147pt;height:14.125pt;z-index:10;mso-position-horizontal:absolute;mso-position-vertical:absolute;mso-position-horizontal-relative:page;mso-position-vertical-relative:page;mso-wrap-edited:f;mso-wrap:none;" filled="false" stroked="false" v-text-anchor="top">
+          <v:shape id="TextBox283" type="#_x0000_t202" style="position:absolute;left:250.968pt;top:204.977pt;width:12.080pt;height:18.080pt;z-index:10;mso-position-horizontal:absolute;mso-position-vertical:absolute;mso-position-horizontal-relative:page;mso-position-vertical-relative:page;mso-wrap:square;" filled="false" stroked="false" v-text-anchor="top">
             <v:fill on="false"/>
             <v:stroke on="false"/>
             <v:textbox style="mso-fit-shape-to-text:false" inset="0pt,0pt,0pt,0pt">
@@ -1680,7 +1658,6 @@
                 <w:p>
                   <w:pPr>
                     <w:spacing w:line="240" w:lineRule="auto" w:before="0" w:after="0" w:beforeLines="0" w:afterLines="0"/>
-                    <w:wordWrap w:val="0"/>
                     <w:ind w:left="0" w:right="0" w:firstLine="0"/>
                   </w:pPr>
                   <w:r>
@@ -1700,7 +1677,7 @@
       </w:r>
       <w:r>
         <w:pict>
-          <v:shape id="TextBox284" type="#_x0000_t202" style="position:absolute;left:348.997pt;top:204.977pt;width:9.147pt;height:14.125pt;z-index:10;mso-position-horizontal:absolute;mso-position-vertical:absolute;mso-position-horizontal-relative:page;mso-position-vertical-relative:page;mso-wrap-edited:f;mso-wrap:none;" filled="false" stroked="false" v-text-anchor="top">
+          <v:shape id="TextBox284" type="#_x0000_t202" style="position:absolute;left:348.997pt;top:204.977pt;width:12.080pt;height:18.080pt;z-index:10;mso-position-horizontal:absolute;mso-position-vertical:absolute;mso-position-horizontal-relative:page;mso-position-vertical-relative:page;mso-wrap:square;" filled="false" stroked="false" v-text-anchor="top">
             <v:fill on="false"/>
             <v:stroke on="false"/>
             <v:textbox style="mso-fit-shape-to-text:false" inset="0pt,0pt,0pt,0pt">
@@ -1708,7 +1685,6 @@
                 <w:p>
                   <w:pPr>
                     <w:spacing w:line="240" w:lineRule="auto" w:before="0" w:after="0" w:beforeLines="0" w:afterLines="0"/>
-                    <w:wordWrap w:val="0"/>
                     <w:ind w:left="0" w:right="0" w:firstLine="0"/>
                   </w:pPr>
                   <w:r>
@@ -1728,7 +1704,7 @@
       </w:r>
       <w:r>
         <w:pict>
-          <v:shape id="TextBox285" type="#_x0000_t202" style="position:absolute;left:431.018pt;top:204.977pt;width:9.147pt;height:14.125pt;z-index:10;mso-position-horizontal:absolute;mso-position-vertical:absolute;mso-position-horizontal-relative:page;mso-position-vertical-relative:page;mso-wrap-edited:f;mso-wrap:none;" filled="false" stroked="false" v-text-anchor="top">
+          <v:shape id="TextBox285" type="#_x0000_t202" style="position:absolute;left:431.018pt;top:204.977pt;width:12.080pt;height:18.080pt;z-index:10;mso-position-horizontal:absolute;mso-position-vertical:absolute;mso-position-horizontal-relative:page;mso-position-vertical-relative:page;mso-wrap:square;" filled="false" stroked="false" v-text-anchor="top">
             <v:fill on="false"/>
             <v:stroke on="false"/>
             <v:textbox style="mso-fit-shape-to-text:false" inset="0pt,0pt,0pt,0pt">
@@ -1736,7 +1712,6 @@
                 <w:p>
                   <w:pPr>
                     <w:spacing w:line="240" w:lineRule="auto" w:before="0" w:after="0" w:beforeLines="0" w:afterLines="0"/>
-                    <w:wordWrap w:val="0"/>
                     <w:ind w:left="0" w:right="0" w:firstLine="0"/>
                   </w:pPr>
                   <w:r>
@@ -1756,7 +1731,7 @@
       </w:r>
       <w:r>
         <w:pict>
-          <v:shape id="TextBox286" type="#_x0000_t202" style="position:absolute;left:490.020pt;top:204.977pt;width:9.147pt;height:14.125pt;z-index:10;mso-position-horizontal:absolute;mso-position-vertical:absolute;mso-position-horizontal-relative:page;mso-position-vertical-relative:page;mso-wrap-edited:f;mso-wrap:none;" filled="false" stroked="false" v-text-anchor="top">
+          <v:shape id="TextBox286" type="#_x0000_t202" style="position:absolute;left:490.020pt;top:204.977pt;width:12.080pt;height:18.080pt;z-index:10;mso-position-horizontal:absolute;mso-position-vertical:absolute;mso-position-horizontal-relative:page;mso-position-vertical-relative:page;mso-wrap:square;" filled="false" stroked="false" v-text-anchor="top">
             <v:fill on="false"/>
             <v:stroke on="false"/>
             <v:textbox style="mso-fit-shape-to-text:false" inset="0pt,0pt,0pt,0pt">
@@ -1764,7 +1739,6 @@
                 <w:p>
                   <w:pPr>
                     <w:spacing w:line="240" w:lineRule="auto" w:before="0" w:after="0" w:beforeLines="0" w:afterLines="0"/>
-                    <w:wordWrap w:val="0"/>
                     <w:ind w:left="0" w:right="0" w:firstLine="0"/>
                   </w:pPr>
                   <w:r>
@@ -1784,7 +1758,7 @@
       </w:r>
       <w:r>
         <w:pict>
-          <v:shape id="TextBox287" type="#_x0000_t202" style="position:absolute;left:218.898pt;top:238.138pt;width:66.975pt;height:14.125pt;z-index:10;mso-position-horizontal:absolute;mso-position-vertical:absolute;mso-position-horizontal-relative:page;mso-position-vertical-relative:page;mso-wrap-edited:f;mso-wrap:none;" filled="false" stroked="false" v-text-anchor="top">
+          <v:shape id="TextBox287" type="#_x0000_t202" style="position:absolute;left:218.898pt;top:238.138pt;width:77.450pt;height:18.080pt;z-index:10;mso-position-horizontal:absolute;mso-position-vertical:absolute;mso-position-horizontal-relative:page;mso-position-vertical-relative:page;mso-wrap:square;" filled="false" stroked="false" v-text-anchor="top">
             <v:fill on="false"/>
             <v:stroke on="false"/>
             <v:textbox style="mso-fit-shape-to-text:false" inset="0pt,0pt,0pt,0pt">
@@ -1792,7 +1766,6 @@
                 <w:p>
                   <w:pPr>
                     <w:spacing w:line="240" w:lineRule="auto" w:before="0" w:after="0" w:beforeLines="0" w:afterLines="0"/>
-                    <w:wordWrap w:val="0"/>
                     <w:ind w:left="0" w:right="0" w:firstLine="0"/>
                   </w:pPr>
                   <w:r>
@@ -1812,7 +1785,7 @@
       </w:r>
       <w:r>
         <w:pict>
-          <v:shape id="TextBox288" type="#_x0000_t202" style="position:absolute;left:431.018pt;top:238.138pt;width:9.147pt;height:14.125pt;z-index:10;mso-position-horizontal:absolute;mso-position-vertical:absolute;mso-position-horizontal-relative:page;mso-position-vertical-relative:page;mso-wrap-edited:f;mso-wrap:none;" filled="false" stroked="false" v-text-anchor="top">
+          <v:shape id="TextBox288" type="#_x0000_t202" style="position:absolute;left:431.018pt;top:238.138pt;width:12.080pt;height:18.080pt;z-index:10;mso-position-horizontal:absolute;mso-position-vertical:absolute;mso-position-horizontal-relative:page;mso-position-vertical-relative:page;mso-wrap:square;" filled="false" stroked="false" v-text-anchor="top">
             <v:fill on="false"/>
             <v:stroke on="false"/>
             <v:textbox style="mso-fit-shape-to-text:false" inset="0pt,0pt,0pt,0pt">
@@ -1820,7 +1793,6 @@
                 <w:p>
                   <w:pPr>
                     <w:spacing w:line="240" w:lineRule="auto" w:before="0" w:after="0" w:beforeLines="0" w:afterLines="0"/>
-                    <w:wordWrap w:val="0"/>
                     <w:ind w:left="0" w:right="0" w:firstLine="0"/>
                   </w:pPr>
                   <w:r>
@@ -1840,7 +1812,7 @@
       </w:r>
       <w:r>
         <w:pict>
-          <v:shape id="TextBox289" type="#_x0000_t202" style="position:absolute;left:93.750pt;top:271.807pt;width:11.878pt;height:12.375pt;z-index:10;mso-position-horizontal:absolute;mso-position-vertical:absolute;mso-position-horizontal-relative:page;mso-position-vertical-relative:page;mso-wrap-edited:f;mso-wrap:none;" filled="false" stroked="false" v-text-anchor="top">
+          <v:shape id="TextBox289" type="#_x0000_t202" style="position:absolute;left:93.750pt;top:271.807pt;width:13.878pt;height:15.840pt;z-index:10;mso-position-horizontal:absolute;mso-position-vertical:absolute;mso-position-horizontal-relative:page;mso-position-vertical-relative:page;mso-wrap:square;" filled="false" stroked="false" v-text-anchor="top">
             <v:fill on="false"/>
             <v:stroke on="false"/>
             <v:textbox style="mso-fit-shape-to-text:false" inset="0pt,0pt,0pt,0pt">
@@ -1848,7 +1820,6 @@
                 <w:p>
                   <w:pPr>
                     <w:spacing w:line="240" w:lineRule="auto" w:before="0" w:after="0" w:beforeLines="0" w:afterLines="0"/>
-                    <w:wordWrap w:val="0"/>
                     <w:ind w:left="0" w:right="0" w:firstLine="0"/>
                   </w:pPr>
                   <w:r>
@@ -1868,7 +1839,7 @@
       </w:r>
       <w:r>
         <w:pict>
-          <v:shape id="TextBox290" type="#_x0000_t202" style="position:absolute;left:93.750pt;top:299.993pt;width:287.200pt;height:15.500pt;z-index:10;mso-position-horizontal:absolute;mso-position-vertical:absolute;mso-position-horizontal-relative:page;mso-position-vertical-relative:page;mso-wrap-edited:f;mso-wrap:none;" filled="false" stroked="false" v-text-anchor="top">
+          <v:shape id="TextBox290" type="#_x0000_t202" style="position:absolute;left:93.750pt;top:299.993pt;width:326.400pt;height:19.840pt;z-index:10;mso-position-horizontal:absolute;mso-position-vertical:absolute;mso-position-horizontal-relative:page;mso-position-vertical-relative:page;mso-wrap:square;" filled="false" stroked="false" v-text-anchor="top">
             <v:fill on="false"/>
             <v:stroke on="false"/>
             <v:textbox style="mso-fit-shape-to-text:false" inset="0pt,0pt,0pt,0pt">
@@ -1876,7 +1847,6 @@
                 <w:p>
                   <w:pPr>
                     <w:spacing w:line="240" w:lineRule="auto" w:before="0" w:after="0" w:beforeLines="0" w:afterLines="0"/>
-                    <w:wordWrap w:val="0"/>
                     <w:ind w:left="0" w:right="0" w:firstLine="0"/>
                   </w:pPr>
                   <w:r>
@@ -1896,7 +1866,7 @@
       </w:r>
       <w:r>
         <w:pict>
-          <v:shape id="TextBox291" type="#_x0000_t202" style="position:absolute;left:231.213pt;top:324.216pt;width:53.980pt;height:14.125pt;z-index:10;mso-position-horizontal:absolute;mso-position-vertical:absolute;mso-position-horizontal-relative:page;mso-position-vertical-relative:page;mso-wrap-edited:f;mso-wrap:none;" filled="false" stroked="false" v-text-anchor="top">
+          <v:shape id="TextBox291" type="#_x0000_t202" style="position:absolute;left:231.213pt;top:324.216pt;width:62.760pt;height:18.080pt;z-index:10;mso-position-horizontal:absolute;mso-position-vertical:absolute;mso-position-horizontal-relative:page;mso-position-vertical-relative:page;mso-wrap:square;" filled="false" stroked="false" v-text-anchor="top">
             <v:fill on="false"/>
             <v:stroke on="false"/>
             <v:textbox style="mso-fit-shape-to-text:false" inset="0pt,0pt,0pt,0pt">
@@ -1904,7 +1874,6 @@
                 <w:p>
                   <w:pPr>
                     <w:spacing w:line="240" w:lineRule="auto" w:before="0" w:after="0" w:beforeLines="0" w:afterLines="0"/>
-                    <w:wordWrap w:val="0"/>
                     <w:ind w:left="0" w:right="0" w:firstLine="0"/>
                   </w:pPr>
                   <w:r>
@@ -1924,7 +1893,7 @@
       </w:r>
       <w:r>
         <w:pict>
-          <v:shape id="TextBox292" type="#_x0000_t202" style="position:absolute;left:312.308pt;top:329.155pt;width:92.965pt;height:14.125pt;z-index:10;mso-position-horizontal:absolute;mso-position-vertical:absolute;mso-position-horizontal-relative:page;mso-position-vertical-relative:page;mso-wrap-edited:f;mso-wrap:none;" filled="false" stroked="false" v-text-anchor="top">
+          <v:shape id="TextBox292" type="#_x0000_t202" style="position:absolute;left:312.308pt;top:329.155pt;width:106.830pt;height:18.080pt;z-index:10;mso-position-horizontal:absolute;mso-position-vertical:absolute;mso-position-horizontal-relative:page;mso-position-vertical-relative:page;mso-wrap:square;" filled="false" stroked="false" v-text-anchor="top">
             <v:fill on="false"/>
             <v:stroke on="false"/>
             <v:textbox style="mso-fit-shape-to-text:false" inset="0pt,0pt,0pt,0pt">
@@ -1932,7 +1901,6 @@
                 <w:p>
                   <w:pPr>
                     <w:spacing w:line="240" w:lineRule="auto" w:before="0" w:after="0" w:beforeLines="0" w:afterLines="0"/>
-                    <w:wordWrap w:val="0"/>
                     <w:ind w:left="0" w:right="0" w:firstLine="0"/>
                   </w:pPr>
                   <w:r>
@@ -1952,7 +1920,7 @@
       </w:r>
       <w:r>
         <w:pict>
-          <v:shape id="TextBox293" type="#_x0000_t202" style="position:absolute;left:102.768pt;top:334.800pt;width:27.990pt;height:14.125pt;z-index:10;mso-position-horizontal:absolute;mso-position-vertical:absolute;mso-position-horizontal-relative:page;mso-position-vertical-relative:page;mso-wrap-edited:f;mso-wrap:none;" filled="false" stroked="false" v-text-anchor="top">
+          <v:shape id="TextBox293" type="#_x0000_t202" style="position:absolute;left:102.768pt;top:334.800pt;width:33.380pt;height:18.080pt;z-index:10;mso-position-horizontal:absolute;mso-position-vertical:absolute;mso-position-horizontal-relative:page;mso-position-vertical-relative:page;mso-wrap:square;" filled="false" stroked="false" v-text-anchor="top">
             <v:fill on="false"/>
             <v:stroke on="false"/>
             <v:textbox style="mso-fit-shape-to-text:false" inset="0pt,0pt,0pt,0pt">
@@ -1960,7 +1928,6 @@
                 <w:p>
                   <w:pPr>
                     <w:spacing w:line="240" w:lineRule="auto" w:before="0" w:after="0" w:beforeLines="0" w:afterLines="0"/>
-                    <w:wordWrap w:val="0"/>
                     <w:ind w:left="0" w:right="0" w:firstLine="0"/>
                   </w:pPr>
                   <w:r>
@@ -1980,7 +1947,7 @@
       </w:r>
       <w:r>
         <w:pict>
-          <v:shape id="TextBox294" type="#_x0000_t202" style="position:absolute;left:146.468pt;top:334.800pt;width:53.980pt;height:14.125pt;z-index:10;mso-position-horizontal:absolute;mso-position-vertical:absolute;mso-position-horizontal-relative:page;mso-position-vertical-relative:page;mso-wrap-edited:f;mso-wrap:none;" filled="false" stroked="false" v-text-anchor="top">
+          <v:shape id="TextBox294" type="#_x0000_t202" style="position:absolute;left:146.468pt;top:334.800pt;width:62.760pt;height:18.080pt;z-index:10;mso-position-horizontal:absolute;mso-position-vertical:absolute;mso-position-horizontal-relative:page;mso-position-vertical-relative:page;mso-wrap:square;" filled="false" stroked="false" v-text-anchor="top">
             <v:fill on="false"/>
             <v:stroke on="false"/>
             <v:textbox style="mso-fit-shape-to-text:false" inset="0pt,0pt,0pt,0pt">
@@ -1988,7 +1955,6 @@
                 <w:p>
                   <w:pPr>
                     <w:spacing w:line="240" w:lineRule="auto" w:before="0" w:after="0" w:beforeLines="0" w:afterLines="0"/>
-                    <w:wordWrap w:val="0"/>
                     <w:ind w:left="0" w:right="0" w:firstLine="0"/>
                   </w:pPr>
                   <w:r>
@@ -2008,7 +1974,7 @@
       </w:r>
       <w:r>
         <w:pict>
-          <v:shape id="TextBox295" type="#_x0000_t202" style="position:absolute;left:411.262pt;top:334.800pt;width:53.980pt;height:14.125pt;z-index:10;mso-position-horizontal:absolute;mso-position-vertical:absolute;mso-position-horizontal-relative:page;mso-position-vertical-relative:page;mso-wrap-edited:f;mso-wrap:none;" filled="false" stroked="false" v-text-anchor="top">
+          <v:shape id="TextBox295" type="#_x0000_t202" style="position:absolute;left:411.262pt;top:334.800pt;width:62.760pt;height:18.080pt;z-index:10;mso-position-horizontal:absolute;mso-position-vertical:absolute;mso-position-horizontal-relative:page;mso-position-vertical-relative:page;mso-wrap:square;" filled="false" stroked="false" v-text-anchor="top">
             <v:fill on="false"/>
             <v:stroke on="false"/>
             <v:textbox style="mso-fit-shape-to-text:false" inset="0pt,0pt,0pt,0pt">
@@ -2016,7 +1982,6 @@
                 <w:p>
                   <w:pPr>
                     <w:spacing w:line="240" w:lineRule="auto" w:before="0" w:after="0" w:beforeLines="0" w:afterLines="0"/>
-                    <w:wordWrap w:val="0"/>
                     <w:ind w:left="0" w:right="0" w:firstLine="0"/>
                   </w:pPr>
                   <w:r>
@@ -2036,7 +2001,7 @@
       </w:r>
       <w:r>
         <w:pict>
-          <v:shape id="TextBox296" type="#_x0000_t202" style="position:absolute;left:481.553pt;top:334.800pt;width:27.990pt;height:14.125pt;z-index:10;mso-position-horizontal:absolute;mso-position-vertical:absolute;mso-position-horizontal-relative:page;mso-position-vertical-relative:page;mso-wrap-edited:f;mso-wrap:none;" filled="false" stroked="false" v-text-anchor="top">
+          <v:shape id="TextBox296" type="#_x0000_t202" style="position:absolute;left:481.553pt;top:334.800pt;width:33.380pt;height:18.080pt;z-index:10;mso-position-horizontal:absolute;mso-position-vertical:absolute;mso-position-horizontal-relative:page;mso-position-vertical-relative:page;mso-wrap:square;" filled="false" stroked="false" v-text-anchor="top">
             <v:fill on="false"/>
             <v:stroke on="false"/>
             <v:textbox style="mso-fit-shape-to-text:false" inset="0pt,0pt,0pt,0pt">
@@ -2044,7 +2009,6 @@
                 <w:p>
                   <w:pPr>
                     <w:spacing w:line="240" w:lineRule="auto" w:before="0" w:after="0" w:beforeLines="0" w:afterLines="0"/>
-                    <w:wordWrap w:val="0"/>
                     <w:ind w:left="0" w:right="0" w:firstLine="0"/>
                   </w:pPr>
                   <w:r>
@@ -2064,7 +2028,7 @@
       </w:r>
       <w:r>
         <w:pict>
-          <v:shape id="TextBox297" type="#_x0000_t202" style="position:absolute;left:242.501pt;top:344.678pt;width:27.990pt;height:14.125pt;z-index:10;mso-position-horizontal:absolute;mso-position-vertical:absolute;mso-position-horizontal-relative:page;mso-position-vertical-relative:page;mso-wrap-edited:f;mso-wrap:none;" filled="false" stroked="false" v-text-anchor="top">
+          <v:shape id="TextBox297" type="#_x0000_t202" style="position:absolute;left:242.501pt;top:344.678pt;width:33.380pt;height:18.080pt;z-index:10;mso-position-horizontal:absolute;mso-position-vertical:absolute;mso-position-horizontal-relative:page;mso-position-vertical-relative:page;mso-wrap:square;" filled="false" stroked="false" v-text-anchor="top">
             <v:fill on="false"/>
             <v:stroke on="false"/>
             <v:textbox style="mso-fit-shape-to-text:false" inset="0pt,0pt,0pt,0pt">
@@ -2072,7 +2036,6 @@
                 <w:p>
                   <w:pPr>
                     <w:spacing w:line="240" w:lineRule="auto" w:before="0" w:after="0" w:beforeLines="0" w:afterLines="0"/>
-                    <w:wordWrap w:val="0"/>
                     <w:ind w:left="0" w:right="0" w:firstLine="0"/>
                   </w:pPr>
                   <w:r>
@@ -2092,7 +2055,7 @@
       </w:r>
       <w:r>
         <w:pict>
-          <v:shape id="TextBox298" type="#_x0000_t202" style="position:absolute;left:346.174pt;top:344.678pt;width:14.995pt;height:14.125pt;z-index:10;mso-position-horizontal:absolute;mso-position-vertical:absolute;mso-position-horizontal-relative:page;mso-position-vertical-relative:page;mso-wrap-edited:f;mso-wrap:none;" filled="false" stroked="false" v-text-anchor="top">
+          <v:shape id="TextBox298" type="#_x0000_t202" style="position:absolute;left:346.174pt;top:344.678pt;width:18.690pt;height:18.080pt;z-index:10;mso-position-horizontal:absolute;mso-position-vertical:absolute;mso-position-horizontal-relative:page;mso-position-vertical-relative:page;mso-wrap:square;" filled="false" stroked="false" v-text-anchor="top">
             <v:fill on="false"/>
             <v:stroke on="false"/>
             <v:textbox style="mso-fit-shape-to-text:false" inset="0pt,0pt,0pt,0pt">
@@ -2100,7 +2063,6 @@
                 <w:p>
                   <w:pPr>
                     <w:spacing w:line="240" w:lineRule="auto" w:before="0" w:after="0" w:beforeLines="0" w:afterLines="0"/>
-                    <w:wordWrap w:val="0"/>
                     <w:ind w:left="0" w:right="0" w:firstLine="0"/>
                   </w:pPr>
                   <w:r>
@@ -2120,7 +2082,7 @@
       </w:r>
       <w:r>
         <w:pict>
-          <v:shape id="TextBox299" type="#_x0000_t202" style="position:absolute;left:111.235pt;top:377.839pt;width:9.147pt;height:14.125pt;z-index:10;mso-position-horizontal:absolute;mso-position-vertical:absolute;mso-position-horizontal-relative:page;mso-position-vertical-relative:page;mso-wrap-edited:f;mso-wrap:none;" filled="false" stroked="false" v-text-anchor="top">
+          <v:shape id="TextBox299" type="#_x0000_t202" style="position:absolute;left:111.235pt;top:377.839pt;width:12.168pt;height:18.080pt;z-index:10;mso-position-horizontal:absolute;mso-position-vertical:absolute;mso-position-horizontal-relative:page;mso-position-vertical-relative:page;mso-wrap:square;" filled="false" stroked="false" v-text-anchor="top">
             <v:fill on="false"/>
             <v:stroke on="false"/>
             <v:textbox style="mso-fit-shape-to-text:false" inset="0pt,0pt,0pt,0pt">
@@ -2128,7 +2090,6 @@
                 <w:p>
                   <w:pPr>
                     <w:spacing w:line="240" w:lineRule="auto" w:before="0" w:after="0" w:beforeLines="0" w:afterLines="0"/>
-                    <w:wordWrap w:val="0"/>
                     <w:ind w:left="0" w:right="0" w:firstLine="0"/>
                   </w:pPr>
                   <w:r>
@@ -2148,7 +2109,7 @@
       </w:r>
       <w:r>
         <w:pict>
-          <v:shape id="TextBox300" type="#_x0000_t202" style="position:absolute;left:166.224pt;top:377.839pt;width:9.147pt;height:14.125pt;z-index:10;mso-position-horizontal:absolute;mso-position-vertical:absolute;mso-position-horizontal-relative:page;mso-position-vertical-relative:page;mso-wrap-edited:f;mso-wrap:none;" filled="false" stroked="false" v-text-anchor="top">
+          <v:shape id="TextBox300" type="#_x0000_t202" style="position:absolute;left:166.224pt;top:377.839pt;width:12.080pt;height:18.080pt;z-index:10;mso-position-horizontal:absolute;mso-position-vertical:absolute;mso-position-horizontal-relative:page;mso-position-vertical-relative:page;mso-wrap:square;" filled="false" stroked="false" v-text-anchor="top">
             <v:fill on="false"/>
             <v:stroke on="false"/>
             <v:textbox style="mso-fit-shape-to-text:false" inset="0pt,0pt,0pt,0pt">
@@ -2156,7 +2117,6 @@
                 <w:p>
                   <w:pPr>
                     <w:spacing w:line="240" w:lineRule="auto" w:before="0" w:after="0" w:beforeLines="0" w:afterLines="0"/>
-                    <w:wordWrap w:val="0"/>
                     <w:ind w:left="0" w:right="0" w:firstLine="0"/>
                   </w:pPr>
                   <w:r>
@@ -2176,7 +2136,7 @@
       </w:r>
       <w:r>
         <w:pict>
-          <v:shape id="TextBox301" type="#_x0000_t202" style="position:absolute;left:250.968pt;top:377.839pt;width:9.147pt;height:14.125pt;z-index:10;mso-position-horizontal:absolute;mso-position-vertical:absolute;mso-position-horizontal-relative:page;mso-position-vertical-relative:page;mso-wrap-edited:f;mso-wrap:none;" filled="false" stroked="false" v-text-anchor="top">
+          <v:shape id="TextBox301" type="#_x0000_t202" style="position:absolute;left:250.968pt;top:377.839pt;width:12.080pt;height:18.080pt;z-index:10;mso-position-horizontal:absolute;mso-position-vertical:absolute;mso-position-horizontal-relative:page;mso-position-vertical-relative:page;mso-wrap:square;" filled="false" stroked="false" v-text-anchor="top">
             <v:fill on="false"/>
             <v:stroke on="false"/>
             <v:textbox style="mso-fit-shape-to-text:false" inset="0pt,0pt,0pt,0pt">
@@ -2184,7 +2144,6 @@
                 <w:p>
                   <w:pPr>
                     <w:spacing w:line="240" w:lineRule="auto" w:before="0" w:after="0" w:beforeLines="0" w:afterLines="0"/>
-                    <w:wordWrap w:val="0"/>
                     <w:ind w:left="0" w:right="0" w:firstLine="0"/>
                   </w:pPr>
                   <w:r>
@@ -2204,7 +2163,7 @@
       </w:r>
       <w:r>
         <w:pict>
-          <v:shape id="TextBox302" type="#_x0000_t202" style="position:absolute;left:348.997pt;top:377.839pt;width:9.147pt;height:14.125pt;z-index:10;mso-position-horizontal:absolute;mso-position-vertical:absolute;mso-position-horizontal-relative:page;mso-position-vertical-relative:page;mso-wrap-edited:f;mso-wrap:none;" filled="false" stroked="false" v-text-anchor="top">
+          <v:shape id="TextBox302" type="#_x0000_t202" style="position:absolute;left:348.997pt;top:377.839pt;width:12.080pt;height:18.080pt;z-index:10;mso-position-horizontal:absolute;mso-position-vertical:absolute;mso-position-horizontal-relative:page;mso-position-vertical-relative:page;mso-wrap:square;" filled="false" stroked="false" v-text-anchor="top">
             <v:fill on="false"/>
             <v:stroke on="false"/>
             <v:textbox style="mso-fit-shape-to-text:false" inset="0pt,0pt,0pt,0pt">
@@ -2212,7 +2171,6 @@
                 <w:p>
                   <w:pPr>
                     <w:spacing w:line="240" w:lineRule="auto" w:before="0" w:after="0" w:beforeLines="0" w:afterLines="0"/>
-                    <w:wordWrap w:val="0"/>
                     <w:ind w:left="0" w:right="0" w:firstLine="0"/>
                   </w:pPr>
                   <w:r>
@@ -2232,7 +2190,7 @@
       </w:r>
       <w:r>
         <w:pict>
-          <v:shape id="TextBox303" type="#_x0000_t202" style="position:absolute;left:431.018pt;top:377.839pt;width:9.147pt;height:14.125pt;z-index:10;mso-position-horizontal:absolute;mso-position-vertical:absolute;mso-position-horizontal-relative:page;mso-position-vertical-relative:page;mso-wrap-edited:f;mso-wrap:none;" filled="false" stroked="false" v-text-anchor="top">
+          <v:shape id="TextBox303" type="#_x0000_t202" style="position:absolute;left:431.018pt;top:377.839pt;width:12.080pt;height:18.080pt;z-index:10;mso-position-horizontal:absolute;mso-position-vertical:absolute;mso-position-horizontal-relative:page;mso-position-vertical-relative:page;mso-wrap:square;" filled="false" stroked="false" v-text-anchor="top">
             <v:fill on="false"/>
             <v:stroke on="false"/>
             <v:textbox style="mso-fit-shape-to-text:false" inset="0pt,0pt,0pt,0pt">
@@ -2240,7 +2198,6 @@
                 <w:p>
                   <w:pPr>
                     <w:spacing w:line="240" w:lineRule="auto" w:before="0" w:after="0" w:beforeLines="0" w:afterLines="0"/>
-                    <w:wordWrap w:val="0"/>
                     <w:ind w:left="0" w:right="0" w:firstLine="0"/>
                   </w:pPr>
                   <w:r>
@@ -2260,7 +2217,7 @@
       </w:r>
       <w:r>
         <w:pict>
-          <v:shape id="TextBox304" type="#_x0000_t202" style="position:absolute;left:490.020pt;top:377.839pt;width:9.147pt;height:14.125pt;z-index:10;mso-position-horizontal:absolute;mso-position-vertical:absolute;mso-position-horizontal-relative:page;mso-position-vertical-relative:page;mso-wrap-edited:f;mso-wrap:none;" filled="false" stroked="false" v-text-anchor="top">
+          <v:shape id="TextBox304" type="#_x0000_t202" style="position:absolute;left:490.020pt;top:377.839pt;width:12.080pt;height:18.080pt;z-index:10;mso-position-horizontal:absolute;mso-position-vertical:absolute;mso-position-horizontal-relative:page;mso-position-vertical-relative:page;mso-wrap:square;" filled="false" stroked="false" v-text-anchor="top">
             <v:fill on="false"/>
             <v:stroke on="false"/>
             <v:textbox style="mso-fit-shape-to-text:false" inset="0pt,0pt,0pt,0pt">
@@ -2268,7 +2225,6 @@
                 <w:p>
                   <w:pPr>
                     <w:spacing w:line="240" w:lineRule="auto" w:before="0" w:after="0" w:beforeLines="0" w:afterLines="0"/>
-                    <w:wordWrap w:val="0"/>
                     <w:ind w:left="0" w:right="0" w:firstLine="0"/>
                   </w:pPr>
                   <w:r>
@@ -2288,7 +2244,7 @@
       </w:r>
       <w:r>
         <w:pict>
-          <v:shape id="TextBox305" type="#_x0000_t202" style="position:absolute;left:111.235pt;top:410.294pt;width:9.147pt;height:14.125pt;z-index:10;mso-position-horizontal:absolute;mso-position-vertical:absolute;mso-position-horizontal-relative:page;mso-position-vertical-relative:page;mso-wrap-edited:f;mso-wrap:none;" filled="false" stroked="false" v-text-anchor="top">
+          <v:shape id="TextBox305" type="#_x0000_t202" style="position:absolute;left:111.235pt;top:410.294pt;width:12.168pt;height:18.080pt;z-index:10;mso-position-horizontal:absolute;mso-position-vertical:absolute;mso-position-horizontal-relative:page;mso-position-vertical-relative:page;mso-wrap:square;" filled="false" stroked="false" v-text-anchor="top">
             <v:fill on="false"/>
             <v:stroke on="false"/>
             <v:textbox style="mso-fit-shape-to-text:false" inset="0pt,0pt,0pt,0pt">
@@ -2296,7 +2252,6 @@
                 <w:p>
                   <w:pPr>
                     <w:spacing w:line="240" w:lineRule="auto" w:before="0" w:after="0" w:beforeLines="0" w:afterLines="0"/>
-                    <w:wordWrap w:val="0"/>
                     <w:ind w:left="0" w:right="0" w:firstLine="0"/>
                   </w:pPr>
                   <w:r>
@@ -2316,7 +2271,7 @@
       </w:r>
       <w:r>
         <w:pict>
-          <v:shape id="TextBox306" type="#_x0000_t202" style="position:absolute;left:166.224pt;top:410.294pt;width:9.147pt;height:14.125pt;z-index:10;mso-position-horizontal:absolute;mso-position-vertical:absolute;mso-position-horizontal-relative:page;mso-position-vertical-relative:page;mso-wrap-edited:f;mso-wrap:none;" filled="false" stroked="false" v-text-anchor="top">
+          <v:shape id="TextBox306" type="#_x0000_t202" style="position:absolute;left:166.224pt;top:410.294pt;width:12.080pt;height:18.080pt;z-index:10;mso-position-horizontal:absolute;mso-position-vertical:absolute;mso-position-horizontal-relative:page;mso-position-vertical-relative:page;mso-wrap:square;" filled="false" stroked="false" v-text-anchor="top">
             <v:fill on="false"/>
             <v:stroke on="false"/>
             <v:textbox style="mso-fit-shape-to-text:false" inset="0pt,0pt,0pt,0pt">
@@ -2324,7 +2279,6 @@
                 <w:p>
                   <w:pPr>
                     <w:spacing w:line="240" w:lineRule="auto" w:before="0" w:after="0" w:beforeLines="0" w:afterLines="0"/>
-                    <w:wordWrap w:val="0"/>
                     <w:ind w:left="0" w:right="0" w:firstLine="0"/>
                   </w:pPr>
                   <w:r>
@@ -2344,7 +2298,7 @@
       </w:r>
       <w:r>
         <w:pict>
-          <v:shape id="TextBox307" type="#_x0000_t202" style="position:absolute;left:250.968pt;top:410.294pt;width:9.147pt;height:14.125pt;z-index:10;mso-position-horizontal:absolute;mso-position-vertical:absolute;mso-position-horizontal-relative:page;mso-position-vertical-relative:page;mso-wrap-edited:f;mso-wrap:none;" filled="false" stroked="false" v-text-anchor="top">
+          <v:shape id="TextBox307" type="#_x0000_t202" style="position:absolute;left:250.968pt;top:410.294pt;width:12.080pt;height:18.080pt;z-index:10;mso-position-horizontal:absolute;mso-position-vertical:absolute;mso-position-horizontal-relative:page;mso-position-vertical-relative:page;mso-wrap:square;" filled="false" stroked="false" v-text-anchor="top">
             <v:fill on="false"/>
             <v:stroke on="false"/>
             <v:textbox style="mso-fit-shape-to-text:false" inset="0pt,0pt,0pt,0pt">
@@ -2352,7 +2306,6 @@
                 <w:p>
                   <w:pPr>
                     <w:spacing w:line="240" w:lineRule="auto" w:before="0" w:after="0" w:beforeLines="0" w:afterLines="0"/>
-                    <w:wordWrap w:val="0"/>
                     <w:ind w:left="0" w:right="0" w:firstLine="0"/>
                   </w:pPr>
                   <w:r>
@@ -2372,7 +2325,7 @@
       </w:r>
       <w:r>
         <w:pict>
-          <v:shape id="TextBox308" type="#_x0000_t202" style="position:absolute;left:348.997pt;top:410.294pt;width:9.147pt;height:14.125pt;z-index:10;mso-position-horizontal:absolute;mso-position-vertical:absolute;mso-position-horizontal-relative:page;mso-position-vertical-relative:page;mso-wrap-edited:f;mso-wrap:none;" filled="false" stroked="false" v-text-anchor="top">
+          <v:shape id="TextBox308" type="#_x0000_t202" style="position:absolute;left:348.997pt;top:410.294pt;width:12.080pt;height:18.080pt;z-index:10;mso-position-horizontal:absolute;mso-position-vertical:absolute;mso-position-horizontal-relative:page;mso-position-vertical-relative:page;mso-wrap:square;" filled="false" stroked="false" v-text-anchor="top">
             <v:fill on="false"/>
             <v:stroke on="false"/>
             <v:textbox style="mso-fit-shape-to-text:false" inset="0pt,0pt,0pt,0pt">
@@ -2380,7 +2333,6 @@
                 <w:p>
                   <w:pPr>
                     <w:spacing w:line="240" w:lineRule="auto" w:before="0" w:after="0" w:beforeLines="0" w:afterLines="0"/>
-                    <w:wordWrap w:val="0"/>
                     <w:ind w:left="0" w:right="0" w:firstLine="0"/>
                   </w:pPr>
                   <w:r>
@@ -2400,7 +2352,7 @@
       </w:r>
       <w:r>
         <w:pict>
-          <v:shape id="TextBox309" type="#_x0000_t202" style="position:absolute;left:431.018pt;top:410.294pt;width:9.147pt;height:14.125pt;z-index:10;mso-position-horizontal:absolute;mso-position-vertical:absolute;mso-position-horizontal-relative:page;mso-position-vertical-relative:page;mso-wrap-edited:f;mso-wrap:none;" filled="false" stroked="false" v-text-anchor="top">
+          <v:shape id="TextBox309" type="#_x0000_t202" style="position:absolute;left:431.018pt;top:410.294pt;width:12.080pt;height:18.080pt;z-index:10;mso-position-horizontal:absolute;mso-position-vertical:absolute;mso-position-horizontal-relative:page;mso-position-vertical-relative:page;mso-wrap:square;" filled="false" stroked="false" v-text-anchor="top">
             <v:fill on="false"/>
             <v:stroke on="false"/>
             <v:textbox style="mso-fit-shape-to-text:false" inset="0pt,0pt,0pt,0pt">
@@ -2408,7 +2360,6 @@
                 <w:p>
                   <w:pPr>
                     <w:spacing w:line="240" w:lineRule="auto" w:before="0" w:after="0" w:beforeLines="0" w:afterLines="0"/>
-                    <w:wordWrap w:val="0"/>
                     <w:ind w:left="0" w:right="0" w:firstLine="0"/>
                   </w:pPr>
                   <w:r>
@@ -2428,7 +2379,7 @@
       </w:r>
       <w:r>
         <w:pict>
-          <v:shape id="TextBox310" type="#_x0000_t202" style="position:absolute;left:490.020pt;top:410.294pt;width:9.147pt;height:14.125pt;z-index:10;mso-position-horizontal:absolute;mso-position-vertical:absolute;mso-position-horizontal-relative:page;mso-position-vertical-relative:page;mso-wrap-edited:f;mso-wrap:none;" filled="false" stroked="false" v-text-anchor="top">
+          <v:shape id="TextBox310" type="#_x0000_t202" style="position:absolute;left:490.020pt;top:410.294pt;width:12.080pt;height:18.080pt;z-index:10;mso-position-horizontal:absolute;mso-position-vertical:absolute;mso-position-horizontal-relative:page;mso-position-vertical-relative:page;mso-wrap:square;" filled="false" stroked="false" v-text-anchor="top">
             <v:fill on="false"/>
             <v:stroke on="false"/>
             <v:textbox style="mso-fit-shape-to-text:false" inset="0pt,0pt,0pt,0pt">
@@ -2436,7 +2387,6 @@
                 <w:p>
                   <w:pPr>
                     <w:spacing w:line="240" w:lineRule="auto" w:before="0" w:after="0" w:beforeLines="0" w:afterLines="0"/>
-                    <w:wordWrap w:val="0"/>
                     <w:ind w:left="0" w:right="0" w:firstLine="0"/>
                   </w:pPr>
                   <w:r>
@@ -2456,7 +2406,7 @@
       </w:r>
       <w:r>
         <w:pict>
-          <v:shape id="TextBox311" type="#_x0000_t202" style="position:absolute;left:102.768pt;top:442.750pt;width:24.578pt;height:14.125pt;z-index:10;mso-position-horizontal:absolute;mso-position-vertical:absolute;mso-position-horizontal-relative:page;mso-position-vertical-relative:page;mso-wrap-edited:f;mso-wrap:none;" filled="false" stroked="false" v-text-anchor="top">
+          <v:shape id="TextBox311" type="#_x0000_t202" style="position:absolute;left:102.768pt;top:442.750pt;width:26.578pt;height:18.080pt;z-index:10;mso-position-horizontal:absolute;mso-position-vertical:absolute;mso-position-horizontal-relative:page;mso-position-vertical-relative:page;mso-wrap:square;" filled="false" stroked="false" v-text-anchor="top">
             <v:fill on="false"/>
             <v:stroke on="false"/>
             <v:textbox style="mso-fit-shape-to-text:false" inset="0pt,0pt,0pt,0pt">
@@ -2464,7 +2414,6 @@
                 <w:p>
                   <w:pPr>
                     <w:spacing w:line="240" w:lineRule="auto" w:before="0" w:after="0" w:beforeLines="0" w:afterLines="0"/>
-                    <w:wordWrap w:val="0"/>
                     <w:ind w:left="0" w:right="0" w:firstLine="0"/>
                   </w:pPr>
                   <w:r>
@@ -2484,7 +2433,7 @@
       </w:r>
       <w:r>
         <w:pict>
-          <v:shape id="TextBox312" type="#_x0000_t202" style="position:absolute;left:166.224pt;top:442.750pt;width:9.147pt;height:14.125pt;z-index:10;mso-position-horizontal:absolute;mso-position-vertical:absolute;mso-position-horizontal-relative:page;mso-position-vertical-relative:page;mso-wrap-edited:f;mso-wrap:none;" filled="false" stroked="false" v-text-anchor="top">
+          <v:shape id="TextBox312" type="#_x0000_t202" style="position:absolute;left:166.224pt;top:442.750pt;width:12.080pt;height:18.080pt;z-index:10;mso-position-horizontal:absolute;mso-position-vertical:absolute;mso-position-horizontal-relative:page;mso-position-vertical-relative:page;mso-wrap:square;" filled="false" stroked="false" v-text-anchor="top">
             <v:fill on="false"/>
             <v:stroke on="false"/>
             <v:textbox style="mso-fit-shape-to-text:false" inset="0pt,0pt,0pt,0pt">
@@ -2492,7 +2441,6 @@
                 <w:p>
                   <w:pPr>
                     <w:spacing w:line="240" w:lineRule="auto" w:before="0" w:after="0" w:beforeLines="0" w:afterLines="0"/>
-                    <w:wordWrap w:val="0"/>
                     <w:ind w:left="0" w:right="0" w:firstLine="0"/>
                   </w:pPr>
                   <w:r>
@@ -2512,7 +2460,7 @@
       </w:r>
       <w:r>
         <w:pict>
-          <v:shape id="TextBox313" type="#_x0000_t202" style="position:absolute;left:250.968pt;top:442.750pt;width:9.147pt;height:14.125pt;z-index:10;mso-position-horizontal:absolute;mso-position-vertical:absolute;mso-position-horizontal-relative:page;mso-position-vertical-relative:page;mso-wrap-edited:f;mso-wrap:none;" filled="false" stroked="false" v-text-anchor="top">
+          <v:shape id="TextBox313" type="#_x0000_t202" style="position:absolute;left:250.968pt;top:442.750pt;width:12.080pt;height:18.080pt;z-index:10;mso-position-horizontal:absolute;mso-position-vertical:absolute;mso-position-horizontal-relative:page;mso-position-vertical-relative:page;mso-wrap:square;" filled="false" stroked="false" v-text-anchor="top">
             <v:fill on="false"/>
             <v:stroke on="false"/>
             <v:textbox style="mso-fit-shape-to-text:false" inset="0pt,0pt,0pt,0pt">
@@ -2520,7 +2468,6 @@
                 <w:p>
                   <w:pPr>
                     <w:spacing w:line="240" w:lineRule="auto" w:before="0" w:after="0" w:beforeLines="0" w:afterLines="0"/>
-                    <w:wordWrap w:val="0"/>
                     <w:ind w:left="0" w:right="0" w:firstLine="0"/>
                   </w:pPr>
                   <w:r>
@@ -2540,7 +2487,7 @@
       </w:r>
       <w:r>
         <w:pict>
-          <v:shape id="TextBox314" type="#_x0000_t202" style="position:absolute;left:348.997pt;top:442.750pt;width:9.147pt;height:14.125pt;z-index:10;mso-position-horizontal:absolute;mso-position-vertical:absolute;mso-position-horizontal-relative:page;mso-position-vertical-relative:page;mso-wrap-edited:f;mso-wrap:none;" filled="false" stroked="false" v-text-anchor="top">
+          <v:shape id="TextBox314" type="#_x0000_t202" style="position:absolute;left:348.997pt;top:442.750pt;width:12.080pt;height:18.080pt;z-index:10;mso-position-horizontal:absolute;mso-position-vertical:absolute;mso-position-horizontal-relative:page;mso-position-vertical-relative:page;mso-wrap:square;" filled="false" stroked="false" v-text-anchor="top">
             <v:fill on="false"/>
             <v:stroke on="false"/>
             <v:textbox style="mso-fit-shape-to-text:false" inset="0pt,0pt,0pt,0pt">
@@ -2548,7 +2495,6 @@
                 <w:p>
                   <w:pPr>
                     <w:spacing w:line="240" w:lineRule="auto" w:before="0" w:after="0" w:beforeLines="0" w:afterLines="0"/>
-                    <w:wordWrap w:val="0"/>
                     <w:ind w:left="0" w:right="0" w:firstLine="0"/>
                   </w:pPr>
                   <w:r>
@@ -2568,7 +2514,7 @@
       </w:r>
       <w:r>
         <w:pict>
-          <v:shape id="TextBox315" type="#_x0000_t202" style="position:absolute;left:431.018pt;top:442.750pt;width:9.147pt;height:14.125pt;z-index:10;mso-position-horizontal:absolute;mso-position-vertical:absolute;mso-position-horizontal-relative:page;mso-position-vertical-relative:page;mso-wrap-edited:f;mso-wrap:none;" filled="false" stroked="false" v-text-anchor="top">
+          <v:shape id="TextBox315" type="#_x0000_t202" style="position:absolute;left:431.018pt;top:442.750pt;width:12.080pt;height:18.080pt;z-index:10;mso-position-horizontal:absolute;mso-position-vertical:absolute;mso-position-horizontal-relative:page;mso-position-vertical-relative:page;mso-wrap:square;" filled="false" stroked="false" v-text-anchor="top">
             <v:fill on="false"/>
             <v:stroke on="false"/>
             <v:textbox style="mso-fit-shape-to-text:false" inset="0pt,0pt,0pt,0pt">
@@ -2576,7 +2522,6 @@
                 <w:p>
                   <w:pPr>
                     <w:spacing w:line="240" w:lineRule="auto" w:before="0" w:after="0" w:beforeLines="0" w:afterLines="0"/>
-                    <w:wordWrap w:val="0"/>
                     <w:ind w:left="0" w:right="0" w:firstLine="0"/>
                   </w:pPr>
                   <w:r>
@@ -2596,7 +2541,7 @@
       </w:r>
       <w:r>
         <w:pict>
-          <v:shape id="TextBox316" type="#_x0000_t202" style="position:absolute;left:490.020pt;top:442.750pt;width:9.147pt;height:14.125pt;z-index:10;mso-position-horizontal:absolute;mso-position-vertical:absolute;mso-position-horizontal-relative:page;mso-position-vertical-relative:page;mso-wrap-edited:f;mso-wrap:none;" filled="false" stroked="false" v-text-anchor="top">
+          <v:shape id="TextBox316" type="#_x0000_t202" style="position:absolute;left:490.020pt;top:442.750pt;width:12.080pt;height:18.080pt;z-index:10;mso-position-horizontal:absolute;mso-position-vertical:absolute;mso-position-horizontal-relative:page;mso-position-vertical-relative:page;mso-wrap:square;" filled="false" stroked="false" v-text-anchor="top">
             <v:fill on="false"/>
             <v:stroke on="false"/>
             <v:textbox style="mso-fit-shape-to-text:false" inset="0pt,0pt,0pt,0pt">
@@ -2604,7 +2549,6 @@
                 <w:p>
                   <w:pPr>
                     <w:spacing w:line="240" w:lineRule="auto" w:before="0" w:after="0" w:beforeLines="0" w:afterLines="0"/>
-                    <w:wordWrap w:val="0"/>
                     <w:ind w:left="0" w:right="0" w:firstLine="0"/>
                   </w:pPr>
                   <w:r>
@@ -2624,7 +2568,7 @@
       </w:r>
       <w:r>
         <w:pict>
-          <v:shape id="TextBox317" type="#_x0000_t202" style="position:absolute;left:218.898pt;top:475.911pt;width:66.975pt;height:14.125pt;z-index:10;mso-position-horizontal:absolute;mso-position-vertical:absolute;mso-position-horizontal-relative:page;mso-position-vertical-relative:page;mso-wrap-edited:f;mso-wrap:none;" filled="false" stroked="false" v-text-anchor="top">
+          <v:shape id="TextBox317" type="#_x0000_t202" style="position:absolute;left:218.898pt;top:475.911pt;width:77.450pt;height:18.080pt;z-index:10;mso-position-horizontal:absolute;mso-position-vertical:absolute;mso-position-horizontal-relative:page;mso-position-vertical-relative:page;mso-wrap:square;" filled="false" stroked="false" v-text-anchor="top">
             <v:fill on="false"/>
             <v:stroke on="false"/>
             <v:textbox style="mso-fit-shape-to-text:false" inset="0pt,0pt,0pt,0pt">
@@ -2632,7 +2576,6 @@
                 <w:p>
                   <w:pPr>
                     <w:spacing w:line="240" w:lineRule="auto" w:before="0" w:after="0" w:beforeLines="0" w:afterLines="0"/>
-                    <w:wordWrap w:val="0"/>
                     <w:ind w:left="0" w:right="0" w:firstLine="0"/>
                   </w:pPr>
                   <w:r>
@@ -2652,7 +2595,7 @@
       </w:r>
       <w:r>
         <w:pict>
-          <v:shape id="TextBox318" type="#_x0000_t202" style="position:absolute;left:431.018pt;top:475.911pt;width:9.147pt;height:14.125pt;z-index:10;mso-position-horizontal:absolute;mso-position-vertical:absolute;mso-position-horizontal-relative:page;mso-position-vertical-relative:page;mso-wrap-edited:f;mso-wrap:none;" filled="false" stroked="false" v-text-anchor="top">
+          <v:shape id="TextBox318" type="#_x0000_t202" style="position:absolute;left:431.018pt;top:475.911pt;width:12.080pt;height:18.080pt;z-index:10;mso-position-horizontal:absolute;mso-position-vertical:absolute;mso-position-horizontal-relative:page;mso-position-vertical-relative:page;mso-wrap:square;" filled="false" stroked="false" v-text-anchor="top">
             <v:fill on="false"/>
             <v:stroke on="false"/>
             <v:textbox style="mso-fit-shape-to-text:false" inset="0pt,0pt,0pt,0pt">
@@ -2660,7 +2603,6 @@
                 <w:p>
                   <w:pPr>
                     <w:spacing w:line="240" w:lineRule="auto" w:before="0" w:after="0" w:beforeLines="0" w:afterLines="0"/>
-                    <w:wordWrap w:val="0"/>
                     <w:ind w:left="0" w:right="0" w:firstLine="0"/>
                   </w:pPr>
                   <w:r>
@@ -2680,7 +2622,7 @@
       </w:r>
       <w:r>
         <w:pict>
-          <v:shape id="TextBox319" type="#_x0000_t202" style="position:absolute;left:93.750pt;top:502.723pt;width:466.571pt;height:14.125pt;z-index:10;mso-position-horizontal:absolute;mso-position-vertical:absolute;mso-position-horizontal-relative:page;mso-position-vertical-relative:page;mso-wrap-edited:f;mso-wrap:none;" filled="false" stroked="false" v-text-anchor="top">
+          <v:shape id="TextBox319" type="#_x0000_t202" style="position:absolute;left:93.750pt;top:502.723pt;width:606.290pt;height:18.080pt;z-index:10;mso-position-horizontal:absolute;mso-position-vertical:absolute;mso-position-horizontal-relative:page;mso-position-vertical-relative:page;mso-wrap:square;" filled="false" stroked="false" v-text-anchor="top">
             <v:fill on="false"/>
             <v:stroke on="false"/>
             <v:textbox style="mso-fit-shape-to-text:false" inset="0pt,0pt,0pt,0pt">
@@ -2689,7 +2631,6 @@
                   <w:pPr>
                     <w:spacing w:line="240" w:lineRule="auto" w:before="0" w:after="0" w:beforeLines="0" w:afterLines="0"/>
                     <w:jc w:val="center"/>
-                    <w:wordWrap w:val="0"/>
                     <w:ind w:left="0" w:right="0" w:firstLine="0"/>
                   </w:pPr>
                   <w:r>
@@ -2709,7 +2650,7 @@
       </w:r>
       <w:r>
         <w:pict>
-          <v:shape id="TextBox320" type="#_x0000_t202" style="position:absolute;left:93.750pt;top:518.245pt;width:482.815pt;height:14.125pt;z-index:10;mso-position-horizontal:absolute;mso-position-vertical:absolute;mso-position-horizontal-relative:page;mso-position-vertical-relative:page;mso-wrap-edited:f;mso-wrap:none;" filled="false" stroked="false" v-text-anchor="top">
+          <v:shape id="TextBox320" type="#_x0000_t202" style="position:absolute;left:93.750pt;top:518.245pt;width:547.530pt;height:18.080pt;z-index:10;mso-position-horizontal:absolute;mso-position-vertical:absolute;mso-position-horizontal-relative:page;mso-position-vertical-relative:page;mso-wrap:square;" filled="false" stroked="false" v-text-anchor="top">
             <v:fill on="false"/>
             <v:stroke on="false"/>
             <v:textbox style="mso-fit-shape-to-text:false" inset="0pt,0pt,0pt,0pt">
@@ -2718,7 +2659,6 @@
                   <w:pPr>
                     <w:spacing w:line="240" w:lineRule="auto" w:before="0" w:after="0" w:beforeLines="0" w:afterLines="0"/>
                     <w:jc w:val="center"/>
-                    <w:wordWrap w:val="0"/>
                     <w:ind w:left="0" w:right="0" w:firstLine="0"/>
                   </w:pPr>
                   <w:r>
@@ -2738,7 +2678,7 @@
       </w:r>
       <w:r>
         <w:pict>
-          <v:shape id="TextBox321" type="#_x0000_t202" style="position:absolute;left:93.750pt;top:534.473pt;width:313.880pt;height:14.125pt;z-index:10;mso-position-horizontal:absolute;mso-position-vertical:absolute;mso-position-horizontal-relative:page;mso-position-vertical-relative:page;mso-wrap-edited:f;mso-wrap:none;" filled="false" stroked="false" v-text-anchor="top">
+          <v:shape id="TextBox321" type="#_x0000_t202" style="position:absolute;left:93.750pt;top:534.473pt;width:356.560pt;height:18.080pt;z-index:10;mso-position-horizontal:absolute;mso-position-vertical:absolute;mso-position-horizontal-relative:page;mso-position-vertical-relative:page;mso-wrap:square;" filled="false" stroked="false" v-text-anchor="top">
             <v:fill on="false"/>
             <v:stroke on="false"/>
             <v:textbox style="mso-fit-shape-to-text:false" inset="0pt,0pt,0pt,0pt">
@@ -2746,7 +2686,6 @@
                 <w:p>
                   <w:pPr>
                     <w:spacing w:line="240" w:lineRule="auto" w:before="0" w:after="0" w:beforeLines="0" w:afterLines="0"/>
-                    <w:wordWrap w:val="0"/>
                     <w:ind w:left="0" w:right="0" w:firstLine="0"/>
                   </w:pPr>
                   <w:r>
@@ -2766,7 +2705,7 @@
       </w:r>
       <w:r>
         <w:pict>
-          <v:shape id="TextBox322" type="#_x0000_t202" style="position:absolute;left:93.750pt;top:549.995pt;width:480.866pt;height:14.125pt;z-index:10;mso-position-horizontal:absolute;mso-position-vertical:absolute;mso-position-horizontal-relative:page;mso-position-vertical-relative:page;mso-wrap-edited:f;mso-wrap:none;" filled="false" stroked="false" v-text-anchor="top">
+          <v:shape id="TextBox322" type="#_x0000_t202" style="position:absolute;left:93.750pt;top:549.995pt;width:562.220pt;height:18.080pt;z-index:10;mso-position-horizontal:absolute;mso-position-vertical:absolute;mso-position-horizontal-relative:page;mso-position-vertical-relative:page;mso-wrap:square;" filled="false" stroked="false" v-text-anchor="top">
             <v:fill on="false"/>
             <v:stroke on="false"/>
             <v:textbox style="mso-fit-shape-to-text:false" inset="0pt,0pt,0pt,0pt">
@@ -2775,7 +2714,6 @@
                   <w:pPr>
                     <w:spacing w:line="240" w:lineRule="auto" w:before="0" w:after="0" w:beforeLines="0" w:afterLines="0"/>
                     <w:jc w:val="center"/>
-                    <w:wordWrap w:val="0"/>
                     <w:ind w:left="0" w:right="0" w:firstLine="0"/>
                   </w:pPr>
                   <w:r>
@@ -2795,7 +2733,7 @@
       </w:r>
       <w:r>
         <w:pict>
-          <v:shape id="TextBox323" type="#_x0000_t202" style="position:absolute;left:93.750pt;top:565.517pt;width:365.860pt;height:14.125pt;z-index:10;mso-position-horizontal:absolute;mso-position-vertical:absolute;mso-position-horizontal-relative:page;mso-position-vertical-relative:page;mso-wrap-edited:f;mso-wrap:none;" filled="false" stroked="false" v-text-anchor="top">
+          <v:shape id="TextBox323" type="#_x0000_t202" style="position:absolute;left:93.750pt;top:565.517pt;width:415.320pt;height:18.080pt;z-index:10;mso-position-horizontal:absolute;mso-position-vertical:absolute;mso-position-horizontal-relative:page;mso-position-vertical-relative:page;mso-wrap:square;" filled="false" stroked="false" v-text-anchor="top">
             <v:fill on="false"/>
             <v:stroke on="false"/>
             <v:textbox style="mso-fit-shape-to-text:false" inset="0pt,0pt,0pt,0pt">
@@ -2803,7 +2741,6 @@
                 <w:p>
                   <w:pPr>
                     <w:spacing w:line="240" w:lineRule="auto" w:before="0" w:after="0" w:beforeLines="0" w:afterLines="0"/>
-                    <w:wordWrap w:val="0"/>
                     <w:ind w:left="0" w:right="0" w:firstLine="0"/>
                   </w:pPr>
                   <w:r>
@@ -2823,7 +2760,7 @@
       </w:r>
       <w:r>
         <w:pict>
-          <v:shape id="TextBox324" type="#_x0000_t202" style="position:absolute;left:116.328pt;top:581.745pt;width:144.945pt;height:14.125pt;z-index:10;mso-position-horizontal:absolute;mso-position-vertical:absolute;mso-position-horizontal-relative:page;mso-position-vertical-relative:page;mso-wrap-edited:f;mso-wrap:none;" filled="false" stroked="false" v-text-anchor="top">
+          <v:shape id="TextBox324" type="#_x0000_t202" style="position:absolute;left:116.328pt;top:581.745pt;width:165.590pt;height:18.080pt;z-index:10;mso-position-horizontal:absolute;mso-position-vertical:absolute;mso-position-horizontal-relative:page;mso-position-vertical-relative:page;mso-wrap:square;" filled="false" stroked="false" v-text-anchor="top">
             <v:fill on="false"/>
             <v:stroke on="false"/>
             <v:textbox style="mso-fit-shape-to-text:false" inset="0pt,0pt,0pt,0pt">
@@ -2831,7 +2768,6 @@
                 <w:p>
                   <w:pPr>
                     <w:spacing w:line="240" w:lineRule="auto" w:before="0" w:after="0" w:beforeLines="0" w:afterLines="0"/>
-                    <w:wordWrap w:val="0"/>
                     <w:ind w:left="0" w:right="0" w:firstLine="0"/>
                   </w:pPr>
                   <w:r>
@@ -2851,7 +2787,7 @@
       </w:r>
       <w:r>
         <w:pict>
-          <v:shape id="TextBox325" type="#_x0000_t202" style="position:absolute;left:240.506pt;top:581.745pt;width:9.147pt;height:14.125pt;z-index:10;mso-position-horizontal:absolute;mso-position-vertical:absolute;mso-position-horizontal-relative:page;mso-position-vertical-relative:page;mso-wrap-edited:f;mso-wrap:none;" filled="false" stroked="false" v-text-anchor="top">
+          <v:shape id="TextBox325" type="#_x0000_t202" style="position:absolute;left:240.506pt;top:581.745pt;width:12.080pt;height:18.080pt;z-index:10;mso-position-horizontal:absolute;mso-position-vertical:absolute;mso-position-horizontal-relative:page;mso-position-vertical-relative:page;mso-wrap:square;" filled="false" stroked="false" v-text-anchor="top">
             <v:fill on="false"/>
             <v:stroke on="false"/>
             <v:textbox style="mso-fit-shape-to-text:false" inset="0pt,0pt,0pt,0pt">
@@ -2859,7 +2795,6 @@
                 <w:p>
                   <w:pPr>
                     <w:spacing w:line="240" w:lineRule="auto" w:before="0" w:after="0" w:beforeLines="0" w:afterLines="0"/>
-                    <w:wordWrap w:val="0"/>
                     <w:ind w:left="0" w:right="0" w:firstLine="0"/>
                   </w:pPr>
                   <w:r>
@@ -2879,7 +2814,7 @@
       </w:r>
       <w:r>
         <w:pict>
-          <v:shape id="TextBox326" type="#_x0000_t202" style="position:absolute;left:116.328pt;top:602.206pt;width:144.945pt;height:14.125pt;z-index:10;mso-position-horizontal:absolute;mso-position-vertical:absolute;mso-position-horizontal-relative:page;mso-position-vertical-relative:page;mso-wrap-edited:f;mso-wrap:none;" filled="false" stroked="false" v-text-anchor="top">
+          <v:shape id="TextBox326" type="#_x0000_t202" style="position:absolute;left:116.328pt;top:602.206pt;width:165.590pt;height:18.080pt;z-index:10;mso-position-horizontal:absolute;mso-position-vertical:absolute;mso-position-horizontal-relative:page;mso-position-vertical-relative:page;mso-wrap:square;" filled="false" stroked="false" v-text-anchor="top">
             <v:fill on="false"/>
             <v:stroke on="false"/>
             <v:textbox style="mso-fit-shape-to-text:false" inset="0pt,0pt,0pt,0pt">
@@ -2887,7 +2822,6 @@
                 <w:p>
                   <w:pPr>
                     <w:spacing w:line="240" w:lineRule="auto" w:before="0" w:after="0" w:beforeLines="0" w:afterLines="0"/>
-                    <w:wordWrap w:val="0"/>
                     <w:ind w:left="0" w:right="0" w:firstLine="0"/>
                   </w:pPr>
                   <w:r>
@@ -2907,7 +2841,7 @@
       </w:r>
       <w:r>
         <w:pict>
-          <v:shape id="TextBox327" type="#_x0000_t202" style="position:absolute;left:240.506pt;top:602.206pt;width:9.147pt;height:14.125pt;z-index:10;mso-position-horizontal:absolute;mso-position-vertical:absolute;mso-position-horizontal-relative:page;mso-position-vertical-relative:page;mso-wrap-edited:f;mso-wrap:none;" filled="false" stroked="false" v-text-anchor="top">
+          <v:shape id="TextBox327" type="#_x0000_t202" style="position:absolute;left:240.506pt;top:602.206pt;width:12.080pt;height:18.080pt;z-index:10;mso-position-horizontal:absolute;mso-position-vertical:absolute;mso-position-horizontal-relative:page;mso-position-vertical-relative:page;mso-wrap:square;" filled="false" stroked="false" v-text-anchor="top">
             <v:fill on="false"/>
             <v:stroke on="false"/>
             <v:textbox style="mso-fit-shape-to-text:false" inset="0pt,0pt,0pt,0pt">
@@ -2915,7 +2849,6 @@
                 <w:p>
                   <w:pPr>
                     <w:spacing w:line="240" w:lineRule="auto" w:before="0" w:after="0" w:beforeLines="0" w:afterLines="0"/>
-                    <w:wordWrap w:val="0"/>
                     <w:ind w:left="0" w:right="0" w:firstLine="0"/>
                   </w:pPr>
                   <w:r>
@@ -2935,7 +2868,7 @@
       </w:r>
       <w:r>
         <w:pict>
-          <v:shape id="TextBox328" type="#_x0000_t202" style="position:absolute;left:301.000pt;top:761.721pt;width:14.650pt;height:12.500pt;z-index:10;mso-position-horizontal:absolute;mso-position-vertical:absolute;mso-position-horizontal-relative:page;mso-position-vertical-relative:page;mso-wrap-edited:f;mso-wrap:none;" filled="false" stroked="false" v-text-anchor="top">
+          <v:shape id="TextBox328" type="#_x0000_t202" style="position:absolute;left:301.000pt;top:761.721pt;width:18.456pt;height:16.000pt;z-index:10;mso-position-horizontal:absolute;mso-position-vertical:absolute;mso-position-horizontal-relative:page;mso-position-vertical-relative:page;mso-wrap:square;" filled="false" stroked="false" v-text-anchor="top">
             <v:fill on="false"/>
             <v:stroke on="false"/>
             <v:textbox style="mso-fit-shape-to-text:false" inset="0pt,0pt,0pt,0pt">
@@ -2944,7 +2877,6 @@
                   <w:pPr>
                     <w:spacing w:line="240" w:lineRule="auto" w:before="0" w:after="0" w:beforeLines="0" w:afterLines="0"/>
                     <w:jc w:val="center"/>
-                    <w:wordWrap w:val="0"/>
                     <w:ind w:left="0" w:right="0" w:firstLine="0"/>
                   </w:pPr>
                   <w:r>
@@ -2995,7 +2927,7 @@
     </w:pPr>
     <w:r>
       <w:pict>
-        <v:shape id="TextBox101" type="#_x0000_t202" style="position:absolute;left:312.000pt;top:9.721pt;width:337.800pt;height:12.500pt;z-index:10;mso-position-horizontal:absolute;mso-position-vertical:absolute;mso-position-horizontal-relative:page;mso-position-vertical-relative:page;mso-wrap-edited:f;mso-wrap:none;" filled="false" stroked="false" v-text-anchor="top">
+        <v:shape id="TextBox101" type="#_x0000_t202" style="position:absolute;left:312.000pt;top:9.721pt;width:407.000pt;height:16.000pt;z-index:10;mso-position-horizontal:absolute;mso-position-vertical:absolute;mso-position-horizontal-relative:page;mso-position-vertical-relative:page;mso-wrap:square;" filled="false" stroked="false" v-text-anchor="top">
           <v:fill on="false"/>
           <v:stroke on="false"/>
           <v:textbox style="mso-fit-shape-to-text:false" inset="0pt,0pt,0pt,0pt">
@@ -3004,7 +2936,6 @@
                 <w:pPr>
                   <w:spacing w:line="240" w:lineRule="auto" w:before="0" w:after="0" w:beforeLines="0" w:afterLines="0"/>
                   <w:jc w:val="right"/>
-                  <w:wordWrap w:val="0"/>
                   <w:ind w:left="0" w:right="0" w:firstLine="0"/>
                 </w:pPr>
                 <w:r>
@@ -3024,7 +2955,7 @@
     </w:r>
     <w:r>
       <w:pict>
-        <v:shape id="TextBox102" type="#_x0000_t202" style="position:absolute;left:93.750pt;top:29.059pt;width:244.420pt;height:15.500pt;z-index:10;mso-position-horizontal:absolute;mso-position-vertical:absolute;mso-position-horizontal-relative:page;mso-position-vertical-relative:page;mso-wrap-edited:f;mso-wrap:none;" filled="false" stroked="false" v-text-anchor="top">
+        <v:shape id="TextBox102" type="#_x0000_t202" style="position:absolute;left:93.750pt;top:29.059pt;width:278.040pt;height:19.840pt;z-index:10;mso-position-horizontal:absolute;mso-position-vertical:absolute;mso-position-horizontal-relative:page;mso-position-vertical-relative:page;mso-wrap:square;" filled="false" stroked="false" v-text-anchor="top">
           <v:fill on="false"/>
           <v:stroke on="false"/>
           <v:textbox style="mso-fit-shape-to-text:false" inset="0pt,0pt,0pt,0pt">
@@ -3032,7 +2963,6 @@
               <w:p>
                 <w:pPr>
                   <w:spacing w:line="240" w:lineRule="auto" w:before="0" w:after="0" w:beforeLines="0" w:afterLines="0"/>
-                  <w:wordWrap w:val="0"/>
                   <w:ind w:left="0" w:right="0" w:firstLine="0"/>
                 </w:pPr>
                 <w:r>
@@ -3052,7 +2982,7 @@
     </w:r>
     <w:r>
       <w:pict>
-        <v:shape id="TextBox103" type="#_x0000_t202" style="position:absolute;left:304.216pt;top:29.022pt;width:116.080pt;height:15.500pt;z-index:10;mso-position-horizontal:absolute;mso-position-vertical:absolute;mso-position-horizontal-relative:page;mso-position-vertical-relative:page;mso-wrap-edited:f;mso-wrap:none;" filled="false" stroked="false" v-text-anchor="top">
+        <v:shape id="TextBox103" type="#_x0000_t202" style="position:absolute;left:304.216pt;top:29.022pt;width:132.960pt;height:19.840pt;z-index:10;mso-position-horizontal:absolute;mso-position-vertical:absolute;mso-position-horizontal-relative:page;mso-position-vertical-relative:page;mso-wrap:square;" filled="false" stroked="false" v-text-anchor="top">
           <v:fill on="false"/>
           <v:stroke on="false"/>
           <v:textbox style="mso-fit-shape-to-text:false" inset="0pt,0pt,0pt,0pt">
@@ -3060,7 +2990,6 @@
               <w:p>
                 <w:pPr>
                   <w:spacing w:line="240" w:lineRule="auto" w:before="0" w:after="0" w:beforeLines="0" w:afterLines="0"/>
-                  <w:wordWrap w:val="0"/>
                   <w:ind w:left="0" w:right="0" w:firstLine="0"/>
                 </w:pPr>
                 <w:r>
@@ -3080,7 +3009,7 @@
     </w:r>
     <w:r>
       <w:pict>
-        <v:shape id="TextBox104" type="#_x0000_t202" style="position:absolute;left:93.750pt;top:53.084pt;width:11.878pt;height:12.375pt;z-index:10;mso-position-horizontal:absolute;mso-position-vertical:absolute;mso-position-horizontal-relative:page;mso-position-vertical-relative:page;mso-wrap-edited:f;mso-wrap:none;" filled="false" stroked="false" v-text-anchor="top">
+        <v:shape id="TextBox104" type="#_x0000_t202" style="position:absolute;left:93.750pt;top:53.084pt;width:13.878pt;height:15.840pt;z-index:10;mso-position-horizontal:absolute;mso-position-vertical:absolute;mso-position-horizontal-relative:page;mso-position-vertical-relative:page;mso-wrap:square;" filled="false" stroked="false" v-text-anchor="top">
           <v:fill on="false"/>
           <v:stroke on="false"/>
           <v:textbox style="mso-fit-shape-to-text:false" inset="0pt,0pt,0pt,0pt">
@@ -3088,7 +3017,6 @@
               <w:p>
                 <w:pPr>
                   <w:spacing w:line="240" w:lineRule="auto" w:before="0" w:after="0" w:beforeLines="0" w:afterLines="0"/>
-                  <w:wordWrap w:val="0"/>
                   <w:ind w:left="0" w:right="0" w:firstLine="0"/>
                 </w:pPr>
                 <w:r>
